--- a/SD2_Report_2.docx
+++ b/SD2_Report_2.docx
@@ -17,6 +17,7 @@
           <w:docPartUnique/>
         </w:docPartObj>
       </w:sdtPr>
+      <w:sdtEndPr/>
       <w:sdtContent>
         <w:p>
           <w:pPr>
@@ -2660,7 +2661,7 @@
           </mc:Choice>
           <mc:Fallback>
             <w:pict>
-              <v:shape w14:anchorId="430741B7" id="Text Box 2" o:spid="_x0000_s1027" type="#_x0000_t202" style="position:absolute;margin-left:31.2pt;margin-top:344.1pt;width:148.8pt;height:27.8pt;z-index:251665408;visibility:visible;mso-wrap-style:square;mso-width-percent:0;mso-height-percent:0;mso-wrap-distance-left:9pt;mso-wrap-distance-top:3.6pt;mso-wrap-distance-right:9pt;mso-wrap-distance-bottom:3.6pt;mso-position-horizontal:absolute;mso-position-horizontal-relative:text;mso-position-vertical:absolute;mso-position-vertical-relative:text;mso-width-percent:0;mso-height-percent:0;mso-width-relative:margin;mso-height-relative:margin;v-text-anchor:top" o:gfxdata="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" strokecolor="white [3212]">
+              <v:shape w14:anchorId="430741B7" id="Text Box 2" o:spid="_x0000_s1027" type="#_x0000_t202" style="position:absolute;margin-left:31.2pt;margin-top:344.1pt;width:148.8pt;height:27.8pt;z-index:251665408;visibility:visible;mso-wrap-style:square;mso-width-percent:0;mso-height-percent:0;mso-wrap-distance-left:9pt;mso-wrap-distance-top:3.6pt;mso-wrap-distance-right:9pt;mso-wrap-distance-bottom:3.6pt;mso-position-horizontal:absolute;mso-position-horizontal-relative:text;mso-position-vertical:absolute;mso-position-vertical-relative:text;mso-width-percent:0;mso-height-percent:0;mso-width-relative:margin;mso-height-relative:margin;v-text-anchor:top" o:gfxdata="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" strokecolor="white [3212]">
                 <v:textbox>
                   <w:txbxContent>
                     <w:p>
@@ -2931,7 +2932,7 @@
           </mc:Choice>
           <mc:Fallback>
             <w:pict>
-              <v:shape w14:anchorId="7A1A30FE" id="_x0000_s1028" type="#_x0000_t202" style="position:absolute;margin-left:297.85pt;margin-top:227.15pt;width:144.5pt;height:27.8pt;z-index:251667456;visibility:visible;mso-wrap-style:square;mso-width-percent:0;mso-height-percent:0;mso-wrap-distance-left:9pt;mso-wrap-distance-top:3.6pt;mso-wrap-distance-right:9pt;mso-wrap-distance-bottom:3.6pt;mso-position-horizontal:absolute;mso-position-horizontal-relative:text;mso-position-vertical:absolute;mso-position-vertical-relative:text;mso-width-percent:0;mso-height-percent:0;mso-width-relative:margin;mso-height-relative:margin;v-text-anchor:top" o:gfxdata="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" strokecolor="white [3212]">
+              <v:shape w14:anchorId="7A1A30FE" id="_x0000_s1028" type="#_x0000_t202" style="position:absolute;margin-left:297.85pt;margin-top:227.15pt;width:144.5pt;height:27.8pt;z-index:251667456;visibility:visible;mso-wrap-style:square;mso-width-percent:0;mso-height-percent:0;mso-wrap-distance-left:9pt;mso-wrap-distance-top:3.6pt;mso-wrap-distance-right:9pt;mso-wrap-distance-bottom:3.6pt;mso-position-horizontal:absolute;mso-position-horizontal-relative:text;mso-position-vertical:absolute;mso-position-vertical-relative:text;mso-width-percent:0;mso-height-percent:0;mso-width-relative:margin;mso-height-relative:margin;v-text-anchor:top" o:gfxdata="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" strokecolor="white [3212]">
                 <v:textbox>
                   <w:txbxContent>
                     <w:p>
@@ -3081,6 +3082,27 @@
           <w:lang w:val="en-IE"/>
         </w:rPr>
         <w:t>Originally developed as a console-based game using ASCII characters, the project has now moved into a second iteration focused on transitioning to a graphical version using Java Swing. This phase includes the initial integration of a GUI, adaptation of local multiplayer for visual interaction, and enhancements to sprite behavior and maze fairness. Features from separate branches are being merged, and unit testing has been introduced to support continued development.</w:t>
+      </w:r>
+      <w:r>
+        <w:rPr>
+          <w:noProof/>
+          <w:lang w:val="en-IE"/>
+        </w:rPr>
+        <w:t>[</w:t>
+      </w:r>
+      <w:r>
+        <w:rPr>
+          <w:noProof/>
+          <w:lang w:val="en-IE"/>
+        </w:rPr>
+        <w:t>4</w:t>
+      </w:r>
+      <w:r>
+        <w:rPr>
+          <w:noProof/>
+          <w:lang w:val="en-IE"/>
+        </w:rPr>
+        <w:t>]</w:t>
       </w:r>
     </w:p>
     <w:p>
@@ -3297,6 +3319,12 @@
         </w:rPr>
         <w:t>Carlos set up a GitHub repository to help the team collaborate and manage versions more efficiently. He implemented the maze generator using recursive backtracking, added the basic single-player logic including exit detection, and organized the project folders based on the structure provided in the Moodle example.</w:t>
       </w:r>
+      <w:r>
+        <w:rPr>
+          <w:lang w:val="en-IE"/>
+        </w:rPr>
+        <w:t>[3]</w:t>
+      </w:r>
     </w:p>
     <w:p>
       <w:pPr>
@@ -3321,6 +3349,12 @@
           <w:lang w:val="en-IE"/>
         </w:rPr>
         <w:t xml:space="preserve"> a Java Swing window that opened when running the class. At this point, the window displayed only a white screen, but it marked the beginning of transitioning from the console-based version to a graphical user interface.</w:t>
+      </w:r>
+      <w:r>
+        <w:rPr>
+          <w:lang w:val="en-IE"/>
+        </w:rPr>
+        <w:t>[4]</w:t>
       </w:r>
     </w:p>
     <w:p>
@@ -3636,6 +3670,12 @@
         <w:lastRenderedPageBreak/>
         <w:t xml:space="preserve">Modifications </w:t>
       </w:r>
+      <w:r>
+        <w:rPr>
+          <w:rFonts w:eastAsia="Calibri"/>
+        </w:rPr>
+        <w:t xml:space="preserve"> </w:t>
+      </w:r>
     </w:p>
     <w:p/>
     <w:p>
@@ -3658,6 +3698,12 @@
         </w:rPr>
         <w:br/>
         <w:t>The maze generation algorithm was improved to support mirrored layouts. This enhancement ensures fairness by generating symmetric paths, allowing both players to navigate mazes of equal complexity from opposite starting positions.</w:t>
+      </w:r>
+      <w:r>
+        <w:rPr>
+          <w:lang w:val="en-IE"/>
+        </w:rPr>
+        <w:t>[3]</w:t>
       </w:r>
     </w:p>
     <w:p>
@@ -3735,6 +3781,12 @@
         <w:br/>
         <w:t>To ensure functional reliability, a dedicated test class was developed using JUnit. These tests focus on verifying player movement, wall collision, and initial conditions, contributing to better debugging and future-proofing the application.</w:t>
       </w:r>
+      <w:r>
+        <w:rPr>
+          <w:lang w:val="en-IE"/>
+        </w:rPr>
+        <w:t>[6]</w:t>
+      </w:r>
     </w:p>
     <w:p>
       <w:pPr>
@@ -3756,6 +3808,12 @@
         </w:rPr>
         <w:br/>
         <w:t>Significant effort was dedicated to merging different development branches, each containing unique features such as sprite handling, mirrored mazes, and multiplayer logic. Conflicts were manually resolved, and a consistent, integrated version of the game was successfully established in the main branch.</w:t>
+      </w:r>
+      <w:r>
+        <w:rPr>
+          <w:lang w:val="en-IE"/>
+        </w:rPr>
+        <w:t>[7]</w:t>
       </w:r>
     </w:p>
     <w:p>
@@ -3815,6 +3873,12 @@
         </w:rPr>
         <w:br/>
         <w:t>A switch-case mapping system was introduced to support dual control schemes. Player 2’s IJKL inputs are now internally translated into WASD commands, allowing both users to interact with the maze using intuitive, non-overlapping keys.</w:t>
+      </w:r>
+      <w:r>
+        <w:rPr>
+          <w:lang w:val="en-IE"/>
+        </w:rPr>
+        <w:t>[5]</w:t>
       </w:r>
     </w:p>
     <w:p/>
@@ -4924,7 +4988,6 @@
           <w:iCs/>
           <w:sz w:val="22"/>
           <w:szCs w:val="18"/>
-          <w:lang w:val="en-IE"/>
         </w:rPr>
       </w:pPr>
       <w:r>
@@ -4936,6 +4999,185 @@
         </w:rPr>
         <w:t xml:space="preserve">Player 1 starts in the top-left corner and Player 2 in the bottom-right. </w:t>
       </w:r>
+    </w:p>
+    <w:p>
+      <w:pPr>
+        <w:rPr>
+          <w:i/>
+          <w:iCs/>
+          <w:sz w:val="22"/>
+          <w:szCs w:val="18"/>
+        </w:rPr>
+      </w:pPr>
+    </w:p>
+    <w:p>
+      <w:pPr>
+        <w:pStyle w:val="Heading3"/>
+        <w:rPr>
+          <w:lang w:val="en-IE"/>
+        </w:rPr>
+      </w:pPr>
+      <w:r>
+        <w:rPr>
+          <w:lang w:val="en-IE"/>
+        </w:rPr>
+        <w:t xml:space="preserve">Problems Encountered </w:t>
+      </w:r>
+    </w:p>
+    <w:p>
+      <w:pPr>
+        <w:rPr>
+          <w:lang w:val="en-IE"/>
+        </w:rPr>
+      </w:pPr>
+    </w:p>
+    <w:p>
+      <w:pPr>
+        <w:rPr>
+          <w:lang w:val="en-IE"/>
+        </w:rPr>
+      </w:pPr>
+      <w:r>
+        <w:rPr>
+          <w:b/>
+          <w:bCs/>
+          <w:lang w:val="en-IE"/>
+        </w:rPr>
+        <w:t>Multiplayer Input Issues</w:t>
+      </w:r>
+      <w:r>
+        <w:rPr>
+          <w:lang w:val="en-IE"/>
+        </w:rPr>
+        <w:br/>
+        <w:t>One of the first challenges was getting Player 2's movement to work properly. Although input mapping using a switch statement was set up, the second player's commands were not reflected in the maze. This was due to mishandling of input translation and inconsistent updates to player positions during the game loop.</w:t>
+      </w:r>
+      <w:r>
+        <w:rPr>
+          <w:lang w:val="en-IE"/>
+        </w:rPr>
+        <w:t>[5]</w:t>
+      </w:r>
+    </w:p>
+    <w:p>
+      <w:pPr>
+        <w:rPr>
+          <w:lang w:val="en-IE"/>
+        </w:rPr>
+      </w:pPr>
+      <w:r>
+        <w:rPr>
+          <w:b/>
+          <w:bCs/>
+          <w:lang w:val="en-IE"/>
+        </w:rPr>
+        <w:t>Maze Rendering Conflicts</w:t>
+      </w:r>
+      <w:r>
+        <w:rPr>
+          <w:lang w:val="en-IE"/>
+        </w:rPr>
+        <w:br/>
+        <w:t>At one point, the maze failed to display the players correctly on the console. This happened because the logic responsible for placing characters in the printed maze did not account for both players occupying unique positions. Updating the print method to handle overlapping entities solved this issue.</w:t>
+      </w:r>
+    </w:p>
+    <w:p>
+      <w:pPr>
+        <w:rPr>
+          <w:lang w:val="en-IE"/>
+        </w:rPr>
+      </w:pPr>
+      <w:r>
+        <w:rPr>
+          <w:b/>
+          <w:bCs/>
+          <w:lang w:val="en-IE"/>
+        </w:rPr>
+        <w:t>Merge Conflicts</w:t>
+      </w:r>
+      <w:r>
+        <w:rPr>
+          <w:lang w:val="en-IE"/>
+        </w:rPr>
+        <w:br/>
+        <w:t>When merging the coop and beta branches into main, several merge conflicts occurred</w:t>
+      </w:r>
+      <w:r>
+        <w:rPr>
+          <w:lang w:val="en-IE"/>
+        </w:rPr>
+        <w:t xml:space="preserve">, </w:t>
+      </w:r>
+      <w:r>
+        <w:rPr>
+          <w:lang w:val="en-IE"/>
+        </w:rPr>
+        <w:t>especially in MazeGame.java and Maze.java. These had to be resolved manually to preserve new features from both branches while avoiding duplication or logic errors.</w:t>
+      </w:r>
+      <w:r>
+        <w:rPr>
+          <w:lang w:val="en-IE"/>
+        </w:rPr>
+        <w:t>[7]</w:t>
+      </w:r>
+    </w:p>
+    <w:p>
+      <w:pPr>
+        <w:rPr>
+          <w:lang w:val="en-IE"/>
+        </w:rPr>
+      </w:pPr>
+      <w:r>
+        <w:rPr>
+          <w:b/>
+          <w:bCs/>
+          <w:lang w:val="en-IE"/>
+        </w:rPr>
+        <w:t>Unit Testing Difficulties</w:t>
+      </w:r>
+      <w:r>
+        <w:rPr>
+          <w:lang w:val="en-IE"/>
+        </w:rPr>
+        <w:br/>
+        <w:t>Testing player movement and wall collision proved tricky due to the randomness of maze generation. Some tests would occasionally fail when a randomly generated wall blocked an expected movement. The solution was to adjust the tests to conditionally check valid directions before asserting position changes.</w:t>
+      </w:r>
+      <w:r>
+        <w:rPr>
+          <w:lang w:val="en-IE"/>
+        </w:rPr>
+        <w:t>[6]</w:t>
+      </w:r>
+    </w:p>
+    <w:p>
+      <w:pPr>
+        <w:rPr>
+          <w:lang w:val="en-IE"/>
+        </w:rPr>
+      </w:pPr>
+    </w:p>
+    <w:p>
+      <w:pPr>
+        <w:rPr>
+          <w:lang w:val="en-IE"/>
+        </w:rPr>
+      </w:pPr>
+    </w:p>
+    <w:p>
+      <w:pPr>
+        <w:rPr>
+          <w:lang w:val="en-IE"/>
+        </w:rPr>
+      </w:pPr>
+    </w:p>
+    <w:p>
+      <w:pPr>
+        <w:rPr>
+          <w:sz w:val="24"/>
+          <w:szCs w:val="20"/>
+          <w:lang w:val="en-IE"/>
+        </w:rPr>
+      </w:pPr>
     </w:p>
     <w:p>
       <w:pPr>
@@ -5152,7 +5394,6 @@
       </w:pPr>
       <w:bookmarkStart w:id="8" w:name="_Toc194523211"/>
       <w:r>
-        <w:lastRenderedPageBreak/>
         <w:t xml:space="preserve">Student 3: Georgii </w:t>
       </w:r>
       <w:proofErr w:type="spellStart"/>
@@ -5171,10 +5412,15 @@
       </w:pPr>
       <w:bookmarkStart w:id="9" w:name="_Toc194523212"/>
       <w:r>
+        <w:lastRenderedPageBreak/>
         <w:t>Georgii’s Screenshots</w:t>
       </w:r>
       <w:bookmarkEnd w:id="9"/>
     </w:p>
+    <w:p/>
+    <w:p/>
+    <w:p/>
+    <w:p/>
     <w:p/>
     <w:p/>
     <w:p/>
@@ -5246,27 +5492,28 @@
       <w:bookmarkStart w:id="12" w:name="_Toc194523215"/>
       <w:r>
         <w:lastRenderedPageBreak/>
-        <w:t>Planned Improvements for Next Version</w:t>
+        <w:t xml:space="preserve">Planned Improvements for </w:t>
       </w:r>
       <w:bookmarkEnd w:id="12"/>
-    </w:p>
-    <w:p>
-      <w:pPr>
-        <w:rPr>
-          <w:lang w:val="en-IE"/>
-        </w:rPr>
-      </w:pPr>
       <w:r>
-        <w:rPr>
-          <w:lang w:val="en-IE"/>
-        </w:rPr>
-        <w:t>For the next stage of the project, our goal is to move from a console-based experience to a more complete and interactive graphical game. One of the main updates will be to fully integrate the Java Swing interface with the game logic, allowing the maze and player movement to be displayed in a window with basic visual elements.</w:t>
+        <w:t xml:space="preserve">the </w:t>
       </w:r>
       <w:r>
+        <w:t>final version</w:t>
+      </w:r>
+    </w:p>
+    <w:p/>
+    <w:p>
+      <w:pPr>
         <w:rPr>
           <w:lang w:val="en-IE"/>
         </w:rPr>
-        <w:t>[4]</w:t>
+      </w:pPr>
+      <w:r>
+        <w:rPr>
+          <w:lang w:val="en-IE"/>
+        </w:rPr>
+        <w:t>he final version of the project is expected to deliver a fully functional graphical user interface (GUI) using Java Swing, replacing the previous console-based interaction. This enhancement will significantly improve the overall user experience by providing a more intuitive and visually engaging way to interact with the game. Rather than relying on ASCII characters and text-based prompts, the game will feature a visual rendering of the maze, player avatars, and moving sprites, offering a more modern and appealing interface.</w:t>
       </w:r>
     </w:p>
     <w:p>
@@ -5279,7 +5526,7 @@
         <w:rPr>
           <w:lang w:val="en-IE"/>
         </w:rPr>
-        <w:t>We plan to replace the current console output with a 2D view of the maze, where walls, paths, and players are drawn using simple graphics or placeholder sprites. This will improve the overall user experience and make the game easier to understand and play.</w:t>
+        <w:t>One of the most important improvements will be enabling simultaneous multiplayer functionality. In the current version, both players take turns entering commands in the console. With the GUI, the goal is to support real-time keyboard input for both players, allowing them to move at the same time. This change will enhance gameplay fluidity and bring the experience closer to traditional cooperative or competitive games.</w:t>
       </w:r>
     </w:p>
     <w:p>
@@ -5292,7 +5539,7 @@
         <w:rPr>
           <w:lang w:val="en-IE"/>
         </w:rPr>
-        <w:t>Another important update is to support simultaneous local multiplayer. Right now, players take turns moving through the maze, but in the next version, both players should be able to move at the same time using different keys on the same keyboard. This will make the gameplay more dynamic and competitive.</w:t>
+        <w:t>The visual design of the game will also be updated by introducing graphical representations for the sprites. Instead of using simple 'X' characters, sprites will be shown as unique images or icons on the screen. This will make the game visually clearer and more enjoyable, especially when sprites interact with players, such as during collisions or when players are caught.</w:t>
       </w:r>
     </w:p>
     <w:p>
@@ -5305,7 +5552,19 @@
         <w:rPr>
           <w:lang w:val="en-IE"/>
         </w:rPr>
-        <w:t>Other improvements may include adding a simple menu or game start screen, using Swing buttons or key bindings, and possibly updating the placeholder sprites to better represent obstacles or player characters.</w:t>
+        <w:t xml:space="preserve">Another planned improvement is the addition of a basic main menu. This menu would allow players to start a new game, configure maze dimensions, or exit the application. Including customizable settings such as difficulty level or sprite </w:t>
+      </w:r>
+      <w:r>
+        <w:rPr>
+          <w:lang w:val="en-IE"/>
+        </w:rPr>
+        <w:t>behaviour</w:t>
+      </w:r>
+      <w:r>
+        <w:rPr>
+          <w:lang w:val="en-IE"/>
+        </w:rPr>
+        <w:t xml:space="preserve"> will give users more control over their experience and accommodate different skill levels.</w:t>
       </w:r>
     </w:p>
     <w:p>
@@ -5318,29 +5577,19 @@
         <w:rPr>
           <w:lang w:val="en-IE"/>
         </w:rPr>
-        <w:t>These updates will bring the project closer to a fully playable and visually interactive game.</w:t>
+        <w:t>Finally, the game will integrate visual and possibly audio feedback to better communicate events to the player. For instance, when a collision occurs, the game could highlight the affected cell or trigger a sound effect to make the event more noticeable. These changes are intended to create a polished, user-friendly, and engaging game environment in the final version.</w:t>
       </w:r>
     </w:p>
     <w:p/>
     <w:p/>
     <w:p/>
-    <w:p/>
-    <w:p/>
-    <w:p>
-      <w:pPr>
-        <w:rPr>
-          <w:noProof/>
-        </w:rPr>
-      </w:pPr>
-    </w:p>
-    <w:p/>
-    <w:p/>
     <w:p>
       <w:pPr>
         <w:pStyle w:val="Heading3"/>
       </w:pPr>
       <w:bookmarkStart w:id="13" w:name="_Toc194523216"/>
       <w:r>
+        <w:lastRenderedPageBreak/>
         <w:t>Link to our repository:</w:t>
       </w:r>
       <w:bookmarkEnd w:id="13"/>
@@ -5397,7 +5646,6 @@
           <w:sz w:val="40"/>
           <w:szCs w:val="40"/>
         </w:rPr>
-        <w:lastRenderedPageBreak/>
         <w:br w:type="page" w:clear="all"/>
       </w:r>
     </w:p>
@@ -5428,7 +5676,6 @@
         <w:t>Midway Manufacturing Co. (1976). Amazing Maze [Arcade Game]. International Arcade Museum. Retrieved from https://www.arcade-museum.com/Videogame/amazing-maze</w:t>
       </w:r>
     </w:p>
-    <w:p/>
     <w:p>
       <w:pPr>
         <w:pStyle w:val="ListParagraph"/>
@@ -5441,7 +5688,6 @@
         <w:t>Atari. (1980). Maze Craze [Atari 2600 Game]. Atari Official Website. Retrieved from https://atari.com/pages/mazecraze</w:t>
       </w:r>
     </w:p>
-    <w:p/>
     <w:p>
       <w:pPr>
         <w:pStyle w:val="ListParagraph"/>
@@ -5454,7 +5700,6 @@
         <w:t>Buck, J. (2015). Mazes for Programmers: Code Your Own Twisty Little Passages. The Pragmatic Bookshelf. ISBN: 978-1-68050-055-4</w:t>
       </w:r>
     </w:p>
-    <w:p/>
     <w:p>
       <w:pPr>
         <w:pStyle w:val="ListParagraph"/>
@@ -5472,7 +5717,6 @@
         <w:t>. (n.d.). Introduction to Java Swing. Retrieved from https://www.geeksforgeeks.org/introduction-to-java-swing/</w:t>
       </w:r>
     </w:p>
-    <w:p/>
     <w:p>
       <w:pPr>
         <w:pStyle w:val="ListParagraph"/>
@@ -5490,7 +5734,60 @@
       </w:r>
       <w:proofErr w:type="spellEnd"/>
       <w:r>
-        <w:t>. (2022). Switch statement in Java. Retrieved from https://www.geeksforgeeks.org/switch-statement-in-java/</w:t>
+        <w:t xml:space="preserve">. (2022). Switch statement in Java. Retrieved from </w:t>
+      </w:r>
+      <w:hyperlink r:id="rId23" w:history="1">
+        <w:r>
+          <w:rPr>
+            <w:rStyle w:val="Hyperlink"/>
+          </w:rPr>
+          <w:t>https://www.geeksforgeeks.org/switch-statement-in-java/</w:t>
+        </w:r>
+      </w:hyperlink>
+    </w:p>
+    <w:p>
+      <w:pPr>
+        <w:pStyle w:val="ListParagraph"/>
+        <w:numPr>
+          <w:ilvl w:val="0"/>
+          <w:numId w:val="17"/>
+        </w:numPr>
+        <w:rPr>
+          <w:rFonts w:eastAsia="Calibri"/>
+        </w:rPr>
+      </w:pPr>
+      <w:r>
+        <w:rPr>
+          <w:rFonts w:eastAsia="Calibri"/>
+        </w:rPr>
+        <w:t xml:space="preserve">JUnit Team. (n.d.). JUnit 5 User Guide. Retrieved from </w:t>
+      </w:r>
+      <w:hyperlink r:id="rId24" w:history="1">
+        <w:r>
+          <w:rPr>
+            <w:rStyle w:val="Hyperlink"/>
+            <w:rFonts w:eastAsia="Calibri"/>
+          </w:rPr>
+          <w:t>https://junit.org/junit5/docs/current/user-guide/</w:t>
+        </w:r>
+      </w:hyperlink>
+    </w:p>
+    <w:p>
+      <w:pPr>
+        <w:pStyle w:val="ListParagraph"/>
+        <w:numPr>
+          <w:ilvl w:val="0"/>
+          <w:numId w:val="17"/>
+        </w:numPr>
+        <w:rPr>
+          <w:rFonts w:eastAsia="Calibri"/>
+        </w:rPr>
+      </w:pPr>
+      <w:r>
+        <w:rPr>
+          <w:rFonts w:eastAsia="Calibri"/>
+        </w:rPr>
+        <w:t>GitHub Docs. (n.d.). About merge conflicts. Retrieved from https://docs.github.com/en/pull-requests/collaborating-with-pull-requests/addressing-merge-conflicts/about-merge-conflicts</w:t>
       </w:r>
     </w:p>
     <w:p>
@@ -5501,8 +5798,8 @@
       </w:pPr>
     </w:p>
     <w:sectPr>
-      <w:headerReference w:type="default" r:id="rId23"/>
-      <w:footerReference w:type="default" r:id="rId24"/>
+      <w:headerReference w:type="default" r:id="rId25"/>
+      <w:footerReference w:type="default" r:id="rId26"/>
       <w:pgSz w:w="11910" w:h="16840" w:orient="landscape"/>
       <w:pgMar w:top="1134" w:right="720" w:bottom="720" w:left="720" w:header="0" w:footer="0" w:gutter="0"/>
       <w:cols w:space="720"/>
@@ -5547,6 +5844,7 @@
         <w:docPartUnique/>
       </w:docPartObj>
     </w:sdtPr>
+    <w:sdtEndPr/>
     <w:sdtContent>
       <w:p>
         <w:pPr>

--- a/SD2_Report_2.docx
+++ b/SD2_Report_2.docx
@@ -68,7 +68,7 @@
               <w14:ligatures w14:val="standardContextual"/>
             </w:rPr>
           </w:pPr>
-          <w:hyperlink w:anchor="_Toc194523204" w:history="1">
+          <w:hyperlink w:anchor="_Toc195887880" w:history="1">
             <w:r>
               <w:rPr>
                 <w:rStyle w:val="Hyperlink"/>
@@ -96,7 +96,7 @@
                 <w:noProof/>
                 <w:webHidden/>
               </w:rPr>
-              <w:instrText xml:space="preserve"> PAGEREF _Toc194523204 \h </w:instrText>
+              <w:instrText xml:space="preserve"> PAGEREF _Toc195887880 \h </w:instrText>
             </w:r>
             <w:r>
               <w:rPr>
@@ -144,13 +144,13 @@
               <w14:ligatures w14:val="standardContextual"/>
             </w:rPr>
           </w:pPr>
-          <w:hyperlink w:anchor="_Toc194523205" w:history="1">
+          <w:hyperlink w:anchor="_Toc195887881" w:history="1">
             <w:r>
               <w:rPr>
                 <w:rStyle w:val="Hyperlink"/>
                 <w:noProof/>
               </w:rPr>
-              <w:t>Modifications</w:t>
+              <w:t>Iteration 1 – Initial Implementation</w:t>
             </w:r>
             <w:r>
               <w:rPr>
@@ -171,7 +171,7 @@
                 <w:noProof/>
                 <w:webHidden/>
               </w:rPr>
-              <w:instrText xml:space="preserve"> PAGEREF _Toc194523205 \h </w:instrText>
+              <w:instrText xml:space="preserve"> PAGEREF _Toc195887881 \h </w:instrText>
             </w:r>
             <w:r>
               <w:rPr>
@@ -219,7 +219,82 @@
               <w14:ligatures w14:val="standardContextual"/>
             </w:rPr>
           </w:pPr>
-          <w:hyperlink w:anchor="_Toc194523206" w:history="1">
+          <w:hyperlink w:anchor="_Toc195887882" w:history="1">
+            <w:r>
+              <w:rPr>
+                <w:rStyle w:val="Hyperlink"/>
+                <w:noProof/>
+              </w:rPr>
+              <w:t>Modifications</w:t>
+            </w:r>
+            <w:r>
+              <w:rPr>
+                <w:noProof/>
+                <w:webHidden/>
+              </w:rPr>
+              <w:tab/>
+            </w:r>
+            <w:r>
+              <w:rPr>
+                <w:noProof/>
+                <w:webHidden/>
+              </w:rPr>
+              <w:fldChar w:fldCharType="begin"/>
+            </w:r>
+            <w:r>
+              <w:rPr>
+                <w:noProof/>
+                <w:webHidden/>
+              </w:rPr>
+              <w:instrText xml:space="preserve"> PAGEREF _Toc195887882 \h </w:instrText>
+            </w:r>
+            <w:r>
+              <w:rPr>
+                <w:noProof/>
+                <w:webHidden/>
+              </w:rPr>
+            </w:r>
+            <w:r>
+              <w:rPr>
+                <w:noProof/>
+                <w:webHidden/>
+              </w:rPr>
+              <w:fldChar w:fldCharType="separate"/>
+            </w:r>
+            <w:r>
+              <w:rPr>
+                <w:noProof/>
+                <w:webHidden/>
+              </w:rPr>
+              <w:t>6</w:t>
+            </w:r>
+            <w:r>
+              <w:rPr>
+                <w:noProof/>
+                <w:webHidden/>
+              </w:rPr>
+              <w:fldChar w:fldCharType="end"/>
+            </w:r>
+          </w:hyperlink>
+        </w:p>
+        <w:p>
+          <w:pPr>
+            <w:pStyle w:val="TOC1"/>
+            <w:tabs>
+              <w:tab w:val="right" w:leader="dot" w:pos="10460"/>
+            </w:tabs>
+            <w:ind w:left="0"/>
+            <w:rPr>
+              <w:rFonts w:asciiTheme="minorHAnsi" w:eastAsiaTheme="minorEastAsia" w:hAnsiTheme="minorHAnsi" w:cstheme="minorBidi"/>
+              <w:noProof/>
+              <w:kern w:val="2"/>
+              <w:sz w:val="24"/>
+              <w:szCs w:val="24"/>
+              <w:lang w:val="en-IE" w:eastAsia="en-IE"/>
+              <w14:ligatures w14:val="standardContextual"/>
+            </w:rPr>
+          </w:pPr>
+          <w:hyperlink w:anchor="_Toc195887883" w:history="1">
             <w:r>
               <w:rPr>
                 <w:rStyle w:val="Hyperlink"/>
@@ -246,7 +321,7 @@
                 <w:noProof/>
                 <w:webHidden/>
               </w:rPr>
-              <w:instrText xml:space="preserve"> PAGEREF _Toc194523206 \h </w:instrText>
+              <w:instrText xml:space="preserve"> PAGEREF _Toc195887883 \h </w:instrText>
             </w:r>
             <w:r>
               <w:rPr>
@@ -266,7 +341,7 @@
                 <w:noProof/>
                 <w:webHidden/>
               </w:rPr>
-              <w:t>6</w:t>
+              <w:t>8</w:t>
             </w:r>
             <w:r>
               <w:rPr>
@@ -291,7 +366,7 @@
               <w14:ligatures w14:val="standardContextual"/>
             </w:rPr>
           </w:pPr>
-          <w:hyperlink w:anchor="_Toc194523207" w:history="1">
+          <w:hyperlink w:anchor="_Toc195887884" w:history="1">
             <w:r>
               <w:rPr>
                 <w:rStyle w:val="Hyperlink"/>
@@ -318,7 +393,7 @@
                 <w:noProof/>
                 <w:webHidden/>
               </w:rPr>
-              <w:instrText xml:space="preserve"> PAGEREF _Toc194523207 \h </w:instrText>
+              <w:instrText xml:space="preserve"> PAGEREF _Toc195887884 \h </w:instrText>
             </w:r>
             <w:r>
               <w:rPr>
@@ -338,7 +413,7 @@
                 <w:noProof/>
                 <w:webHidden/>
               </w:rPr>
-              <w:t>6</w:t>
+              <w:t>8</w:t>
             </w:r>
             <w:r>
               <w:rPr>
@@ -366,7 +441,7 @@
               <w14:ligatures w14:val="standardContextual"/>
             </w:rPr>
           </w:pPr>
-          <w:hyperlink w:anchor="_Toc194523208" w:history="1">
+          <w:hyperlink w:anchor="_Toc195887885" w:history="1">
             <w:r>
               <w:rPr>
                 <w:rStyle w:val="Hyperlink"/>
@@ -393,7 +468,7 @@
                 <w:noProof/>
                 <w:webHidden/>
               </w:rPr>
-              <w:instrText xml:space="preserve"> PAGEREF _Toc194523208 \h </w:instrText>
+              <w:instrText xml:space="preserve"> PAGEREF _Toc195887885 \h </w:instrText>
             </w:r>
             <w:r>
               <w:rPr>
@@ -413,7 +488,7 @@
                 <w:noProof/>
                 <w:webHidden/>
               </w:rPr>
-              <w:t>6</w:t>
+              <w:t>8</w:t>
             </w:r>
             <w:r>
               <w:rPr>
@@ -438,7 +513,7 @@
               <w14:ligatures w14:val="standardContextual"/>
             </w:rPr>
           </w:pPr>
-          <w:hyperlink w:anchor="_Toc194523209" w:history="1">
+          <w:hyperlink w:anchor="_Toc195887886" w:history="1">
             <w:r>
               <w:rPr>
                 <w:rStyle w:val="Hyperlink"/>
@@ -465,7 +540,7 @@
                 <w:noProof/>
                 <w:webHidden/>
               </w:rPr>
-              <w:instrText xml:space="preserve"> PAGEREF _Toc194523209 \h </w:instrText>
+              <w:instrText xml:space="preserve"> PAGEREF _Toc195887886 \h </w:instrText>
             </w:r>
             <w:r>
               <w:rPr>
@@ -485,7 +560,7 @@
                 <w:noProof/>
                 <w:webHidden/>
               </w:rPr>
-              <w:t>7</w:t>
+              <w:t>9</w:t>
             </w:r>
             <w:r>
               <w:rPr>
@@ -513,7 +588,7 @@
               <w14:ligatures w14:val="standardContextual"/>
             </w:rPr>
           </w:pPr>
-          <w:hyperlink w:anchor="_Toc194523210" w:history="1">
+          <w:hyperlink w:anchor="_Toc195887887" w:history="1">
             <w:r>
               <w:rPr>
                 <w:rStyle w:val="Hyperlink"/>
@@ -541,79 +616,7 @@
                 <w:noProof/>
                 <w:webHidden/>
               </w:rPr>
-              <w:instrText xml:space="preserve"> PAGEREF _Toc194523210 \h </w:instrText>
-            </w:r>
-            <w:r>
-              <w:rPr>
-                <w:noProof/>
-                <w:webHidden/>
-              </w:rPr>
-            </w:r>
-            <w:r>
-              <w:rPr>
-                <w:noProof/>
-                <w:webHidden/>
-              </w:rPr>
-              <w:fldChar w:fldCharType="separate"/>
-            </w:r>
-            <w:r>
-              <w:rPr>
-                <w:noProof/>
-                <w:webHidden/>
-              </w:rPr>
-              <w:t>7</w:t>
-            </w:r>
-            <w:r>
-              <w:rPr>
-                <w:noProof/>
-                <w:webHidden/>
-              </w:rPr>
-              <w:fldChar w:fldCharType="end"/>
-            </w:r>
-          </w:hyperlink>
-        </w:p>
-        <w:p>
-          <w:pPr>
-            <w:pStyle w:val="TOC2"/>
-            <w:ind w:left="0"/>
-            <w:rPr>
-              <w:rFonts w:asciiTheme="minorHAnsi" w:hAnsiTheme="minorHAnsi"/>
-              <w:noProof/>
-              <w:kern w:val="2"/>
-              <w:sz w:val="24"/>
-              <w:szCs w:val="24"/>
-              <w:lang w:val="en-IE" w:eastAsia="en-IE"/>
-              <w14:ligatures w14:val="standardContextual"/>
-            </w:rPr>
-          </w:pPr>
-          <w:hyperlink w:anchor="_Toc194523211" w:history="1">
-            <w:r>
-              <w:rPr>
-                <w:rStyle w:val="Hyperlink"/>
-                <w:noProof/>
-              </w:rPr>
-              <w:t>Student 3: Georgii Taisaev</w:t>
-            </w:r>
-            <w:r>
-              <w:rPr>
-                <w:noProof/>
-                <w:webHidden/>
-              </w:rPr>
-              <w:tab/>
-            </w:r>
-            <w:r>
-              <w:rPr>
-                <w:noProof/>
-                <w:webHidden/>
-              </w:rPr>
-              <w:fldChar w:fldCharType="begin"/>
-            </w:r>
-            <w:r>
-              <w:rPr>
-                <w:noProof/>
-                <w:webHidden/>
-              </w:rPr>
-              <w:instrText xml:space="preserve"> PAGEREF _Toc194523211 \h </w:instrText>
+              <w:instrText xml:space="preserve"> PAGEREF _Toc195887887 \h </w:instrText>
             </w:r>
             <w:r>
               <w:rPr>
@@ -661,13 +664,14 @@
               <w14:ligatures w14:val="standardContextual"/>
             </w:rPr>
           </w:pPr>
-          <w:hyperlink w:anchor="_Toc194523212" w:history="1">
+          <w:hyperlink w:anchor="_Toc195887888" w:history="1">
             <w:r>
               <w:rPr>
                 <w:rStyle w:val="Hyperlink"/>
                 <w:noProof/>
-              </w:rPr>
-              <w:t>Georgii’s Screenshots</w:t>
+                <w:lang w:val="en-IE"/>
+              </w:rPr>
+              <w:t>Problems Encountered</w:t>
             </w:r>
             <w:r>
               <w:rPr>
@@ -688,7 +692,7 @@
                 <w:noProof/>
                 <w:webHidden/>
               </w:rPr>
-              <w:instrText xml:space="preserve"> PAGEREF _Toc194523212 \h </w:instrText>
+              <w:instrText xml:space="preserve"> PAGEREF _Toc195887888 \h </w:instrText>
             </w:r>
             <w:r>
               <w:rPr>
@@ -708,7 +712,7 @@
                 <w:noProof/>
                 <w:webHidden/>
               </w:rPr>
-              <w:t>9</w:t>
+              <w:t>13</w:t>
             </w:r>
             <w:r>
               <w:rPr>
@@ -733,7 +737,7 @@
               <w14:ligatures w14:val="standardContextual"/>
             </w:rPr>
           </w:pPr>
-          <w:hyperlink w:anchor="_Toc194523213" w:history="1">
+          <w:hyperlink w:anchor="_Toc195887889" w:history="1">
             <w:r>
               <w:rPr>
                 <w:rStyle w:val="Hyperlink"/>
@@ -760,7 +764,7 @@
                 <w:noProof/>
                 <w:webHidden/>
               </w:rPr>
-              <w:instrText xml:space="preserve"> PAGEREF _Toc194523213 \h </w:instrText>
+              <w:instrText xml:space="preserve"> PAGEREF _Toc195887889 \h </w:instrText>
             </w:r>
             <w:r>
               <w:rPr>
@@ -780,7 +784,7 @@
                 <w:noProof/>
                 <w:webHidden/>
               </w:rPr>
-              <w:t>10</w:t>
+              <w:t>19</w:t>
             </w:r>
             <w:r>
               <w:rPr>
@@ -808,7 +812,7 @@
               <w14:ligatures w14:val="standardContextual"/>
             </w:rPr>
           </w:pPr>
-          <w:hyperlink w:anchor="_Toc194523214" w:history="1">
+          <w:hyperlink w:anchor="_Toc195887890" w:history="1">
             <w:r>
               <w:rPr>
                 <w:rStyle w:val="Hyperlink"/>
@@ -835,7 +839,7 @@
                 <w:noProof/>
                 <w:webHidden/>
               </w:rPr>
-              <w:instrText xml:space="preserve"> PAGEREF _Toc194523214 \h </w:instrText>
+              <w:instrText xml:space="preserve"> PAGEREF _Toc195887890 \h </w:instrText>
             </w:r>
             <w:r>
               <w:rPr>
@@ -855,7 +859,7 @@
                 <w:noProof/>
                 <w:webHidden/>
               </w:rPr>
-              <w:t>10</w:t>
+              <w:t>19</w:t>
             </w:r>
             <w:r>
               <w:rPr>
@@ -883,13 +887,13 @@
               <w14:ligatures w14:val="standardContextual"/>
             </w:rPr>
           </w:pPr>
-          <w:hyperlink w:anchor="_Toc194523215" w:history="1">
+          <w:hyperlink w:anchor="_Toc195887891" w:history="1">
             <w:r>
               <w:rPr>
                 <w:rStyle w:val="Hyperlink"/>
                 <w:noProof/>
               </w:rPr>
-              <w:t>Planned Improvements for Next Version</w:t>
+              <w:t>Planned Improvements for the final version</w:t>
             </w:r>
             <w:r>
               <w:rPr>
@@ -910,7 +914,7 @@
                 <w:noProof/>
                 <w:webHidden/>
               </w:rPr>
-              <w:instrText xml:space="preserve"> PAGEREF _Toc194523215 \h </w:instrText>
+              <w:instrText xml:space="preserve"> PAGEREF _Toc195887891 \h </w:instrText>
             </w:r>
             <w:r>
               <w:rPr>
@@ -930,7 +934,7 @@
                 <w:noProof/>
                 <w:webHidden/>
               </w:rPr>
-              <w:t>11</w:t>
+              <w:t>20</w:t>
             </w:r>
             <w:r>
               <w:rPr>
@@ -958,7 +962,7 @@
               <w14:ligatures w14:val="standardContextual"/>
             </w:rPr>
           </w:pPr>
-          <w:hyperlink w:anchor="_Toc194523216" w:history="1">
+          <w:hyperlink w:anchor="_Toc195887892" w:history="1">
             <w:r>
               <w:rPr>
                 <w:rStyle w:val="Hyperlink"/>
@@ -985,7 +989,7 @@
                 <w:noProof/>
                 <w:webHidden/>
               </w:rPr>
-              <w:instrText xml:space="preserve"> PAGEREF _Toc194523216 \h </w:instrText>
+              <w:instrText xml:space="preserve"> PAGEREF _Toc195887892 \h </w:instrText>
             </w:r>
             <w:r>
               <w:rPr>
@@ -1005,7 +1009,7 @@
                 <w:noProof/>
                 <w:webHidden/>
               </w:rPr>
-              <w:t>12</w:t>
+              <w:t>21</w:t>
             </w:r>
             <w:r>
               <w:rPr>
@@ -1030,7 +1034,7 @@
               <w14:ligatures w14:val="standardContextual"/>
             </w:rPr>
           </w:pPr>
-          <w:hyperlink w:anchor="_Toc194523217" w:history="1">
+          <w:hyperlink w:anchor="_Toc195887893" w:history="1">
             <w:r>
               <w:rPr>
                 <w:rStyle w:val="Hyperlink"/>
@@ -1057,7 +1061,7 @@
                 <w:noProof/>
                 <w:webHidden/>
               </w:rPr>
-              <w:instrText xml:space="preserve"> PAGEREF _Toc194523217 \h </w:instrText>
+              <w:instrText xml:space="preserve"> PAGEREF _Toc195887893 \h </w:instrText>
             </w:r>
             <w:r>
               <w:rPr>
@@ -1077,7 +1081,7 @@
                 <w:noProof/>
                 <w:webHidden/>
               </w:rPr>
-              <w:t>13</w:t>
+              <w:t>22</w:t>
             </w:r>
             <w:r>
               <w:rPr>
@@ -2476,8 +2480,8 @@
           <w:lang w:val="en-IE"/>
         </w:rPr>
       </w:pPr>
-      <w:bookmarkStart w:id="1" w:name="_Toc194523204"/>
-      <w:bookmarkStart w:id="2" w:name="_Toc94983754"/>
+      <w:bookmarkStart w:id="1" w:name="_Toc94983754"/>
+      <w:bookmarkStart w:id="2" w:name="_Toc195887880"/>
       <w:bookmarkEnd w:id="0"/>
       <w:r>
         <w:rPr>
@@ -2486,7 +2490,7 @@
         <w:lastRenderedPageBreak/>
         <w:t>Project Description</w:t>
       </w:r>
-      <w:bookmarkEnd w:id="1"/>
+      <w:bookmarkEnd w:id="2"/>
     </w:p>
     <w:p>
       <w:pPr>
@@ -2661,7 +2665,7 @@
           </mc:Choice>
           <mc:Fallback>
             <w:pict>
-              <v:shape w14:anchorId="430741B7" id="Text Box 2" o:spid="_x0000_s1027" type="#_x0000_t202" style="position:absolute;margin-left:31.2pt;margin-top:344.1pt;width:148.8pt;height:27.8pt;z-index:251665408;visibility:visible;mso-wrap-style:square;mso-width-percent:0;mso-height-percent:0;mso-wrap-distance-left:9pt;mso-wrap-distance-top:3.6pt;mso-wrap-distance-right:9pt;mso-wrap-distance-bottom:3.6pt;mso-position-horizontal:absolute;mso-position-horizontal-relative:text;mso-position-vertical:absolute;mso-position-vertical-relative:text;mso-width-percent:0;mso-height-percent:0;mso-width-relative:margin;mso-height-relative:margin;v-text-anchor:top" o:gfxdata="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" strokecolor="white [3212]">
+              <v:shape w14:anchorId="430741B7" id="Text Box 2" o:spid="_x0000_s1027" type="#_x0000_t202" style="position:absolute;margin-left:31.2pt;margin-top:344.1pt;width:148.8pt;height:27.8pt;z-index:251665408;visibility:visible;mso-wrap-style:square;mso-width-percent:0;mso-height-percent:0;mso-wrap-distance-left:9pt;mso-wrap-distance-top:3.6pt;mso-wrap-distance-right:9pt;mso-wrap-distance-bottom:3.6pt;mso-position-horizontal:absolute;mso-position-horizontal-relative:text;mso-position-vertical:absolute;mso-position-vertical-relative:text;mso-width-percent:0;mso-height-percent:0;mso-width-relative:margin;mso-height-relative:margin;v-text-anchor:top" o:gfxdata="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" strokecolor="white [3212]">
                 <v:textbox>
                   <w:txbxContent>
                     <w:p>
@@ -2932,7 +2936,7 @@
           </mc:Choice>
           <mc:Fallback>
             <w:pict>
-              <v:shape w14:anchorId="7A1A30FE" id="_x0000_s1028" type="#_x0000_t202" style="position:absolute;margin-left:297.85pt;margin-top:227.15pt;width:144.5pt;height:27.8pt;z-index:251667456;visibility:visible;mso-wrap-style:square;mso-width-percent:0;mso-height-percent:0;mso-wrap-distance-left:9pt;mso-wrap-distance-top:3.6pt;mso-wrap-distance-right:9pt;mso-wrap-distance-bottom:3.6pt;mso-position-horizontal:absolute;mso-position-horizontal-relative:text;mso-position-vertical:absolute;mso-position-vertical-relative:text;mso-width-percent:0;mso-height-percent:0;mso-width-relative:margin;mso-height-relative:margin;v-text-anchor:top" o:gfxdata="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" strokecolor="white [3212]">
+              <v:shape w14:anchorId="7A1A30FE" id="_x0000_s1028" type="#_x0000_t202" style="position:absolute;margin-left:297.85pt;margin-top:227.15pt;width:144.5pt;height:27.8pt;z-index:251667456;visibility:visible;mso-wrap-style:square;mso-width-percent:0;mso-height-percent:0;mso-wrap-distance-left:9pt;mso-wrap-distance-top:3.6pt;mso-wrap-distance-right:9pt;mso-wrap-distance-bottom:3.6pt;mso-position-horizontal:absolute;mso-position-horizontal-relative:text;mso-position-vertical:absolute;mso-position-vertical-relative:text;mso-width-percent:0;mso-height-percent:0;mso-width-relative:margin;mso-height-relative:margin;v-text-anchor:top" o:gfxdata="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" strokecolor="white [3212]">
                 <v:textbox>
                   <w:txbxContent>
                     <w:p>
@@ -3018,6 +3022,7 @@
       </w:pPr>
       <w:r>
         <w:rPr>
+          <w:noProof/>
           <w:lang w:val="en-IE"/>
         </w:rPr>
         <w:drawing>
@@ -3277,7 +3282,6 @@
         </mc:AlternateContent>
       </w:r>
     </w:p>
-    <w:bookmarkEnd w:id="2"/>
     <w:p>
       <w:pPr>
         <w:pStyle w:val="Heading1"/>
@@ -3285,6 +3289,8 @@
           <w:rFonts w:eastAsia="Calibri"/>
         </w:rPr>
       </w:pPr>
+      <w:bookmarkStart w:id="3" w:name="_Toc195887881"/>
+      <w:bookmarkEnd w:id="1"/>
       <w:r>
         <w:rPr>
           <w:rFonts w:eastAsia="Calibri"/>
@@ -3292,6 +3298,7 @@
         <w:lastRenderedPageBreak/>
         <w:t>Iteration 1 – Initial Implementation</w:t>
       </w:r>
+      <w:bookmarkEnd w:id="3"/>
     </w:p>
     <w:p/>
     <w:p>
@@ -3663,12 +3670,20 @@
           <w:rFonts w:eastAsia="Calibri"/>
         </w:rPr>
       </w:pPr>
+      <w:bookmarkStart w:id="4" w:name="_Toc195887882"/>
       <w:r>
         <w:rPr>
           <w:rFonts w:eastAsia="Calibri"/>
         </w:rPr>
         <w:lastRenderedPageBreak/>
-        <w:t xml:space="preserve">Modifications </w:t>
+        <w:t>Modifications</w:t>
+      </w:r>
+      <w:bookmarkEnd w:id="4"/>
+      <w:r>
+        <w:rPr>
+          <w:rFonts w:eastAsia="Calibri"/>
+        </w:rPr>
+        <w:t xml:space="preserve"> </w:t>
       </w:r>
       <w:r>
         <w:rPr>
@@ -3909,7 +3924,7 @@
           <w:rFonts w:eastAsia="Calibri"/>
         </w:rPr>
       </w:pPr>
-      <w:bookmarkStart w:id="3" w:name="_Toc194523206"/>
+      <w:bookmarkStart w:id="5" w:name="_Toc195887883"/>
       <w:r>
         <w:rPr>
           <w:rFonts w:eastAsia="Calibri"/>
@@ -3917,7 +3932,7 @@
         <w:lastRenderedPageBreak/>
         <w:t>Collaboration</w:t>
       </w:r>
-      <w:bookmarkEnd w:id="3"/>
+      <w:bookmarkEnd w:id="5"/>
       <w:r>
         <w:rPr>
           <w:rFonts w:eastAsia="Calibri"/>
@@ -3929,14 +3944,14 @@
       <w:pPr>
         <w:pStyle w:val="Heading2"/>
       </w:pPr>
-      <w:bookmarkStart w:id="4" w:name="_Toc194523207"/>
+      <w:bookmarkStart w:id="6" w:name="_Toc195887884"/>
       <w:r>
         <w:t>Student 1:</w:t>
       </w:r>
       <w:r>
         <w:t xml:space="preserve"> Diana Ali Silva</w:t>
       </w:r>
-      <w:bookmarkEnd w:id="4"/>
+      <w:bookmarkEnd w:id="6"/>
     </w:p>
     <w:p/>
     <w:p/>
@@ -3945,11 +3960,11 @@
       <w:pPr>
         <w:pStyle w:val="Heading3"/>
       </w:pPr>
-      <w:bookmarkStart w:id="5" w:name="_Toc194523208"/>
+      <w:bookmarkStart w:id="7" w:name="_Toc195887885"/>
       <w:r>
         <w:t>Diana’s Screenshots</w:t>
       </w:r>
-      <w:bookmarkEnd w:id="5"/>
+      <w:bookmarkEnd w:id="7"/>
     </w:p>
     <w:p>
       <w:pPr>
@@ -4165,7 +4180,7 @@
       <w:pPr>
         <w:pStyle w:val="Heading2"/>
       </w:pPr>
-      <w:bookmarkStart w:id="6" w:name="_Toc194523209"/>
+      <w:bookmarkStart w:id="8" w:name="_Toc195887886"/>
       <w:r>
         <w:lastRenderedPageBreak/>
         <w:t>Student 2:</w:t>
@@ -4176,7 +4191,7 @@
       <w:r>
         <w:t>Carlos David Urra Cabello</w:t>
       </w:r>
-      <w:bookmarkEnd w:id="6"/>
+      <w:bookmarkEnd w:id="8"/>
     </w:p>
     <w:p/>
     <w:p>
@@ -4239,19 +4254,7 @@
         <w:rPr>
           <w:lang w:val="en-IE"/>
         </w:rPr>
-        <w:t xml:space="preserve">I also handled the merging of various development branches, each containing specific updates such as sprite </w:t>
-      </w:r>
-      <w:r>
-        <w:rPr>
-          <w:lang w:val="en-IE"/>
-        </w:rPr>
-        <w:t>behaviour</w:t>
-      </w:r>
-      <w:r>
-        <w:rPr>
-          <w:lang w:val="en-IE"/>
-        </w:rPr>
-        <w:t>, maze mirroring, and multiplayer adjustments. During this process, I ensured that all features were properly combined into a single, working version.</w:t>
+        <w:t>I also handled the merging of various development branches, each containing specific updates such as sprite behaviour, maze mirroring, and multiplayer adjustments. During this process, I ensured that all features were properly combined into a single, working version.</w:t>
       </w:r>
     </w:p>
     <w:p>
@@ -4281,7 +4284,7 @@
           <w:lang w:val="en-IE"/>
         </w:rPr>
       </w:pPr>
-      <w:bookmarkStart w:id="7" w:name="_Toc194523210"/>
+      <w:bookmarkStart w:id="9" w:name="_Toc195887887"/>
       <w:r>
         <w:rPr>
           <w:lang w:val="en-IE"/>
@@ -4300,7 +4303,7 @@
         </w:rPr>
         <w:t>Screenshots</w:t>
       </w:r>
-      <w:bookmarkEnd w:id="7"/>
+      <w:bookmarkEnd w:id="9"/>
     </w:p>
     <w:p>
       <w:pPr>
@@ -4626,6 +4629,7 @@
         <w:rPr>
           <w:i/>
           <w:iCs/>
+          <w:noProof/>
           <w:sz w:val="22"/>
           <w:szCs w:val="18"/>
           <w:lang w:val="en-IE"/>
@@ -4701,6 +4705,7 @@
         <w:rPr>
           <w:i/>
           <w:iCs/>
+          <w:noProof/>
           <w:sz w:val="22"/>
           <w:szCs w:val="18"/>
           <w:lang w:val="en-IE"/>
@@ -4775,6 +4780,7 @@
         <w:rPr>
           <w:i/>
           <w:iCs/>
+          <w:noProof/>
           <w:sz w:val="22"/>
           <w:szCs w:val="18"/>
           <w:lang w:val="en-IE"/>
@@ -4830,6 +4836,7 @@
         <w:rPr>
           <w:i/>
           <w:iCs/>
+          <w:noProof/>
           <w:sz w:val="22"/>
           <w:szCs w:val="18"/>
           <w:lang w:val="en-IE"/>
@@ -4939,6 +4946,7 @@
         <w:rPr>
           <w:i/>
           <w:iCs/>
+          <w:noProof/>
           <w:sz w:val="22"/>
           <w:szCs w:val="18"/>
           <w:lang w:val="en-IE"/>
@@ -5017,11 +5025,19 @@
           <w:lang w:val="en-IE"/>
         </w:rPr>
       </w:pPr>
+      <w:bookmarkStart w:id="10" w:name="_Toc195887888"/>
       <w:r>
         <w:rPr>
           <w:lang w:val="en-IE"/>
         </w:rPr>
-        <w:t xml:space="preserve">Problems Encountered </w:t>
+        <w:t>Problems Encountered</w:t>
+      </w:r>
+      <w:bookmarkEnd w:id="10"/>
+      <w:r>
+        <w:rPr>
+          <w:lang w:val="en-IE"/>
+        </w:rPr>
+        <w:t xml:space="preserve"> </w:t>
       </w:r>
     </w:p>
     <w:p>
@@ -5152,270 +5168,838 @@
     <w:p>
       <w:pPr>
         <w:rPr>
-          <w:lang w:val="en-IE"/>
-        </w:rPr>
-      </w:pPr>
-    </w:p>
-    <w:p>
-      <w:pPr>
-        <w:rPr>
-          <w:lang w:val="en-IE"/>
-        </w:rPr>
-      </w:pPr>
-    </w:p>
-    <w:p>
-      <w:pPr>
-        <w:rPr>
-          <w:lang w:val="en-IE"/>
-        </w:rPr>
-      </w:pPr>
-    </w:p>
-    <w:p>
-      <w:pPr>
-        <w:rPr>
-          <w:sz w:val="24"/>
-          <w:szCs w:val="20"/>
-          <w:lang w:val="en-IE"/>
-        </w:rPr>
-      </w:pPr>
-    </w:p>
-    <w:p>
-      <w:pPr>
-        <w:rPr>
-          <w:i/>
-          <w:iCs/>
-          <w:sz w:val="22"/>
-          <w:szCs w:val="18"/>
-          <w:lang w:val="en-IE"/>
-        </w:rPr>
-      </w:pPr>
-    </w:p>
-    <w:p>
-      <w:pPr>
-        <w:rPr>
-          <w:i/>
-          <w:iCs/>
-          <w:sz w:val="22"/>
-          <w:szCs w:val="18"/>
-          <w:lang w:val="en-IE"/>
-        </w:rPr>
-      </w:pPr>
-    </w:p>
-    <w:p>
-      <w:pPr>
-        <w:rPr>
-          <w:i/>
-          <w:iCs/>
-          <w:sz w:val="22"/>
-          <w:szCs w:val="18"/>
-          <w:lang w:val="en-IE"/>
-        </w:rPr>
-      </w:pPr>
-    </w:p>
-    <w:p>
-      <w:pPr>
-        <w:rPr>
-          <w:i/>
-          <w:iCs/>
-          <w:sz w:val="22"/>
-          <w:szCs w:val="18"/>
-          <w:lang w:val="en-IE"/>
-        </w:rPr>
-      </w:pPr>
-    </w:p>
-    <w:p>
-      <w:pPr>
-        <w:rPr>
-          <w:i/>
-          <w:iCs/>
-          <w:sz w:val="22"/>
-          <w:szCs w:val="18"/>
-          <w:lang w:val="en-IE"/>
-        </w:rPr>
-      </w:pPr>
-    </w:p>
-    <w:p>
-      <w:pPr>
-        <w:rPr>
-          <w:i/>
-          <w:iCs/>
-          <w:sz w:val="22"/>
-          <w:szCs w:val="18"/>
-          <w:lang w:val="en-IE"/>
-        </w:rPr>
-      </w:pPr>
-    </w:p>
-    <w:p>
-      <w:pPr>
-        <w:rPr>
-          <w:i/>
-          <w:iCs/>
-          <w:sz w:val="22"/>
-          <w:szCs w:val="18"/>
-          <w:lang w:val="en-IE"/>
-        </w:rPr>
-      </w:pPr>
-    </w:p>
-    <w:p>
-      <w:pPr>
-        <w:rPr>
-          <w:i/>
-          <w:iCs/>
-          <w:sz w:val="22"/>
-          <w:szCs w:val="18"/>
-          <w:lang w:val="en-IE"/>
-        </w:rPr>
-      </w:pPr>
-    </w:p>
-    <w:p>
-      <w:pPr>
-        <w:rPr>
-          <w:i/>
-          <w:iCs/>
-          <w:sz w:val="22"/>
-          <w:szCs w:val="18"/>
-          <w:lang w:val="en-IE"/>
-        </w:rPr>
-      </w:pPr>
-    </w:p>
-    <w:p>
-      <w:pPr>
-        <w:rPr>
-          <w:i/>
-          <w:iCs/>
-          <w:sz w:val="22"/>
-          <w:szCs w:val="18"/>
-          <w:lang w:val="en-IE"/>
-        </w:rPr>
-      </w:pPr>
-    </w:p>
-    <w:p>
-      <w:pPr>
-        <w:rPr>
-          <w:i/>
-          <w:iCs/>
-          <w:sz w:val="22"/>
-          <w:szCs w:val="18"/>
-          <w:lang w:val="en-IE"/>
-        </w:rPr>
-      </w:pPr>
-    </w:p>
-    <w:p>
-      <w:pPr>
-        <w:rPr>
-          <w:i/>
-          <w:iCs/>
-          <w:sz w:val="22"/>
-          <w:szCs w:val="18"/>
-          <w:lang w:val="en-IE"/>
-        </w:rPr>
-      </w:pPr>
-    </w:p>
-    <w:p>
-      <w:pPr>
-        <w:rPr>
-          <w:i/>
-          <w:iCs/>
-          <w:sz w:val="22"/>
-          <w:szCs w:val="18"/>
-          <w:lang w:val="en-IE"/>
-        </w:rPr>
-      </w:pPr>
-    </w:p>
-    <w:p>
-      <w:pPr>
-        <w:rPr>
-          <w:i/>
-          <w:iCs/>
-          <w:sz w:val="22"/>
-          <w:szCs w:val="18"/>
-          <w:lang w:val="en-IE"/>
-        </w:rPr>
-      </w:pPr>
-    </w:p>
-    <w:p>
-      <w:pPr>
-        <w:rPr>
-          <w:i/>
-          <w:iCs/>
-          <w:sz w:val="22"/>
-          <w:szCs w:val="18"/>
-          <w:lang w:val="en-IE"/>
-        </w:rPr>
-      </w:pPr>
-    </w:p>
-    <w:p>
-      <w:pPr>
-        <w:rPr>
-          <w:i/>
-          <w:iCs/>
-          <w:sz w:val="22"/>
-          <w:szCs w:val="18"/>
-          <w:lang w:val="en-IE"/>
-        </w:rPr>
-      </w:pPr>
-    </w:p>
-    <w:p>
-      <w:pPr>
-        <w:rPr>
-          <w:i/>
-          <w:iCs/>
-          <w:sz w:val="22"/>
-          <w:szCs w:val="18"/>
-          <w:lang w:val="en-IE"/>
-        </w:rPr>
-      </w:pPr>
-    </w:p>
-    <w:p>
-      <w:pPr>
-        <w:rPr>
-          <w:i/>
-          <w:iCs/>
-          <w:sz w:val="22"/>
-          <w:szCs w:val="18"/>
-          <w:lang w:val="en-IE"/>
-        </w:rPr>
-      </w:pPr>
-    </w:p>
-    <w:p>
-      <w:pPr>
-        <w:rPr>
-          <w:i/>
-          <w:iCs/>
-          <w:sz w:val="22"/>
-          <w:szCs w:val="18"/>
-          <w:lang w:val="en-IE"/>
-        </w:rPr>
-      </w:pPr>
-    </w:p>
-    <w:p>
-      <w:pPr>
-        <w:pStyle w:val="Heading2"/>
-      </w:pPr>
-      <w:bookmarkStart w:id="8" w:name="_Toc194523211"/>
+          <w:rFonts w:eastAsiaTheme="majorEastAsia" w:cstheme="majorBidi"/>
+          <w:b/>
+          <w:color w:val="808080" w:themeColor="background1" w:themeShade="80"/>
+          <w:sz w:val="36"/>
+          <w:szCs w:val="28"/>
+        </w:rPr>
+      </w:pPr>
+      <w:bookmarkStart w:id="11" w:name="_Toc194523211"/>
       <w:r>
+        <w:rPr>
+          <w:rFonts w:eastAsiaTheme="majorEastAsia" w:cstheme="majorBidi"/>
+          <w:b/>
+          <w:color w:val="808080" w:themeColor="background1" w:themeShade="80"/>
+          <w:sz w:val="36"/>
+          <w:szCs w:val="28"/>
+        </w:rPr>
+        <w:lastRenderedPageBreak/>
         <w:t xml:space="preserve">Student 3: Georgii </w:t>
       </w:r>
       <w:proofErr w:type="spellStart"/>
       <w:r>
+        <w:rPr>
+          <w:rFonts w:eastAsiaTheme="majorEastAsia" w:cstheme="majorBidi"/>
+          <w:b/>
+          <w:color w:val="808080" w:themeColor="background1" w:themeShade="80"/>
+          <w:sz w:val="36"/>
+          <w:szCs w:val="28"/>
+        </w:rPr>
         <w:t>Taisaev</w:t>
       </w:r>
-      <w:bookmarkEnd w:id="8"/>
+      <w:bookmarkStart w:id="12" w:name="_Toc194523212"/>
+      <w:bookmarkEnd w:id="11"/>
       <w:proofErr w:type="spellEnd"/>
     </w:p>
-    <w:p/>
-    <w:p/>
-    <w:p/>
     <w:p>
       <w:pPr>
-        <w:pStyle w:val="Heading3"/>
-      </w:pPr>
-      <w:bookmarkStart w:id="9" w:name="_Toc194523212"/>
+        <w:rPr>
+          <w:rFonts w:eastAsiaTheme="majorEastAsia" w:cstheme="majorBidi"/>
+          <w:b/>
+          <w:color w:val="808080" w:themeColor="background1" w:themeShade="80"/>
+          <w:sz w:val="36"/>
+          <w:szCs w:val="28"/>
+        </w:rPr>
+      </w:pPr>
+    </w:p>
+    <w:p>
+      <w:pPr>
+        <w:rPr>
+          <w:rFonts w:eastAsiaTheme="majorEastAsia" w:cstheme="majorBidi"/>
+          <w:b/>
+          <w:color w:val="808080" w:themeColor="background1" w:themeShade="80"/>
+          <w:sz w:val="36"/>
+          <w:szCs w:val="28"/>
+        </w:rPr>
+      </w:pPr>
       <w:r>
-        <w:lastRenderedPageBreak/>
+        <w:rPr>
+          <w:rFonts w:eastAsiaTheme="majorEastAsia" w:cstheme="majorBidi"/>
+          <w:b/>
+          <w:color w:val="808080" w:themeColor="background1" w:themeShade="80"/>
+          <w:sz w:val="36"/>
+          <w:szCs w:val="28"/>
+        </w:rPr>
         <w:t>Georgii’s Screenshots</w:t>
       </w:r>
-      <w:bookmarkEnd w:id="9"/>
+      <w:bookmarkEnd w:id="12"/>
+    </w:p>
+    <w:p>
+      <w:pPr>
+        <w:rPr>
+          <w:rFonts w:eastAsiaTheme="majorEastAsia" w:cstheme="majorBidi"/>
+          <w:b/>
+          <w:color w:val="808080" w:themeColor="background1" w:themeShade="80"/>
+          <w:sz w:val="36"/>
+          <w:szCs w:val="28"/>
+        </w:rPr>
+      </w:pPr>
+    </w:p>
+    <w:p>
+      <w:pPr>
+        <w:numPr>
+          <w:ilvl w:val="0"/>
+          <w:numId w:val="18"/>
+        </w:numPr>
+        <w:rPr>
+          <w:rFonts w:eastAsiaTheme="majorEastAsia" w:cstheme="majorBidi"/>
+          <w:b/>
+          <w:color w:val="808080" w:themeColor="background1" w:themeShade="80"/>
+          <w:sz w:val="36"/>
+          <w:szCs w:val="28"/>
+        </w:rPr>
+      </w:pPr>
+      <w:r>
+        <w:rPr>
+          <w:rFonts w:eastAsiaTheme="majorEastAsia" w:cstheme="majorBidi"/>
+          <w:b/>
+          <w:color w:val="808080" w:themeColor="background1" w:themeShade="80"/>
+          <w:sz w:val="36"/>
+          <w:szCs w:val="28"/>
+        </w:rPr>
+        <w:t xml:space="preserve">Add </w:t>
+      </w:r>
+      <w:proofErr w:type="spellStart"/>
+      <w:r>
+        <w:rPr>
+          <w:rFonts w:eastAsiaTheme="majorEastAsia" w:cstheme="majorBidi"/>
+          <w:b/>
+          <w:color w:val="808080" w:themeColor="background1" w:themeShade="80"/>
+          <w:sz w:val="36"/>
+          <w:szCs w:val="28"/>
+        </w:rPr>
+        <w:t>spirite</w:t>
+      </w:r>
+      <w:proofErr w:type="spellEnd"/>
+      <w:r>
+        <w:rPr>
+          <w:rFonts w:eastAsiaTheme="majorEastAsia" w:cstheme="majorBidi"/>
+          <w:b/>
+          <w:color w:val="808080" w:themeColor="background1" w:themeShade="80"/>
+          <w:sz w:val="36"/>
+          <w:szCs w:val="28"/>
+        </w:rPr>
+        <w:t xml:space="preserve"> logic moves  position</w:t>
+      </w:r>
+    </w:p>
+    <w:p>
+      <w:pPr>
+        <w:rPr>
+          <w:rFonts w:eastAsiaTheme="majorEastAsia" w:cstheme="majorBidi"/>
+          <w:b/>
+          <w:color w:val="808080" w:themeColor="background1" w:themeShade="80"/>
+          <w:sz w:val="36"/>
+          <w:szCs w:val="28"/>
+        </w:rPr>
+      </w:pPr>
+      <w:r>
+        <w:rPr>
+          <w:rFonts w:eastAsiaTheme="majorEastAsia" w:cstheme="majorBidi"/>
+          <w:b/>
+          <w:color w:val="808080" w:themeColor="background1" w:themeShade="80"/>
+          <w:sz w:val="36"/>
+          <w:szCs w:val="28"/>
+        </w:rPr>
+        <w:drawing>
+          <wp:inline distT="0" distB="0" distL="0" distR="0" wp14:anchorId="16351701" wp14:editId="14C8AC7A">
+            <wp:extent cx="3558540" cy="701040"/>
+            <wp:effectExtent l="0" t="0" r="3810" b="3810"/>
+            <wp:docPr id="2009329539" name="Picture 21" descr="A grey background with white text&#10;&#10;AI-generated content may be incorrect."/>
+            <wp:cNvGraphicFramePr>
+              <a:graphicFrameLocks xmlns:a="http://schemas.openxmlformats.org/drawingml/2006/main" noChangeAspect="1"/>
+            </wp:cNvGraphicFramePr>
+            <a:graphic xmlns:a="http://schemas.openxmlformats.org/drawingml/2006/main">
+              <a:graphicData uri="http://schemas.openxmlformats.org/drawingml/2006/picture">
+                <pic:pic xmlns:pic="http://schemas.openxmlformats.org/drawingml/2006/picture">
+                  <pic:nvPicPr>
+                    <pic:cNvPr id="2009329539" name="Picture 21" descr="A grey background with white text&#10;&#10;AI-generated content may be incorrect."/>
+                    <pic:cNvPicPr>
+                      <a:picLocks noChangeAspect="1" noChangeArrowheads="1"/>
+                    </pic:cNvPicPr>
+                  </pic:nvPicPr>
+                  <pic:blipFill>
+                    <a:blip r:embed="rId23">
+                      <a:extLst>
+                        <a:ext uri="{28A0092B-C50C-407E-A947-70E740481C1C}">
+                          <a14:useLocalDpi xmlns:a14="http://schemas.microsoft.com/office/drawing/2010/main" val="0"/>
+                        </a:ext>
+                      </a:extLst>
+                    </a:blip>
+                    <a:srcRect/>
+                    <a:stretch>
+                      <a:fillRect/>
+                    </a:stretch>
+                  </pic:blipFill>
+                  <pic:spPr bwMode="auto">
+                    <a:xfrm>
+                      <a:off x="0" y="0"/>
+                      <a:ext cx="3558540" cy="701040"/>
+                    </a:xfrm>
+                    <a:prstGeom prst="rect">
+                      <a:avLst/>
+                    </a:prstGeom>
+                    <a:noFill/>
+                    <a:ln>
+                      <a:noFill/>
+                    </a:ln>
+                  </pic:spPr>
+                </pic:pic>
+              </a:graphicData>
+            </a:graphic>
+          </wp:inline>
+        </w:drawing>
+      </w:r>
+      <w:r>
+        <w:rPr>
+          <w:rFonts w:eastAsiaTheme="majorEastAsia" w:cstheme="majorBidi"/>
+          <w:b/>
+          <w:color w:val="808080" w:themeColor="background1" w:themeShade="80"/>
+          <w:sz w:val="36"/>
+          <w:szCs w:val="28"/>
+          <w:lang w:val="ru-RU"/>
+        </w:rPr>
+        <w:drawing>
+          <wp:inline distT="0" distB="0" distL="0" distR="0" wp14:anchorId="0DC03358" wp14:editId="718D7698">
+            <wp:extent cx="6644640" cy="3398520"/>
+            <wp:effectExtent l="0" t="0" r="3810" b="0"/>
+            <wp:docPr id="1345256148" name="Picture 20" descr="A screenshot of a computer program&#10;&#10;AI-generated content may be incorrect."/>
+            <wp:cNvGraphicFramePr>
+              <a:graphicFrameLocks xmlns:a="http://schemas.openxmlformats.org/drawingml/2006/main" noChangeAspect="1"/>
+            </wp:cNvGraphicFramePr>
+            <a:graphic xmlns:a="http://schemas.openxmlformats.org/drawingml/2006/main">
+              <a:graphicData uri="http://schemas.openxmlformats.org/drawingml/2006/picture">
+                <pic:pic xmlns:pic="http://schemas.openxmlformats.org/drawingml/2006/picture">
+                  <pic:nvPicPr>
+                    <pic:cNvPr id="1345256148" name="Picture 20" descr="A screenshot of a computer program&#10;&#10;AI-generated content may be incorrect."/>
+                    <pic:cNvPicPr>
+                      <a:picLocks noChangeAspect="1" noChangeArrowheads="1"/>
+                    </pic:cNvPicPr>
+                  </pic:nvPicPr>
+                  <pic:blipFill>
+                    <a:blip r:embed="rId24">
+                      <a:extLst>
+                        <a:ext uri="{28A0092B-C50C-407E-A947-70E740481C1C}">
+                          <a14:useLocalDpi xmlns:a14="http://schemas.microsoft.com/office/drawing/2010/main" val="0"/>
+                        </a:ext>
+                      </a:extLst>
+                    </a:blip>
+                    <a:srcRect/>
+                    <a:stretch>
+                      <a:fillRect/>
+                    </a:stretch>
+                  </pic:blipFill>
+                  <pic:spPr bwMode="auto">
+                    <a:xfrm>
+                      <a:off x="0" y="0"/>
+                      <a:ext cx="6644640" cy="3398520"/>
+                    </a:xfrm>
+                    <a:prstGeom prst="rect">
+                      <a:avLst/>
+                    </a:prstGeom>
+                    <a:noFill/>
+                    <a:ln>
+                      <a:noFill/>
+                    </a:ln>
+                  </pic:spPr>
+                </pic:pic>
+              </a:graphicData>
+            </a:graphic>
+          </wp:inline>
+        </w:drawing>
+      </w:r>
+    </w:p>
+    <w:p>
+      <w:pPr>
+        <w:rPr>
+          <w:rFonts w:eastAsiaTheme="majorEastAsia" w:cstheme="majorBidi"/>
+          <w:b/>
+          <w:color w:val="808080" w:themeColor="background1" w:themeShade="80"/>
+          <w:sz w:val="36"/>
+          <w:szCs w:val="28"/>
+        </w:rPr>
+      </w:pPr>
+    </w:p>
+    <w:p>
+      <w:pPr>
+        <w:rPr>
+          <w:rFonts w:eastAsiaTheme="majorEastAsia" w:cstheme="majorBidi"/>
+          <w:b/>
+          <w:color w:val="808080" w:themeColor="background1" w:themeShade="80"/>
+          <w:sz w:val="36"/>
+          <w:szCs w:val="28"/>
+        </w:rPr>
+      </w:pPr>
+    </w:p>
+    <w:p>
+      <w:pPr>
+        <w:rPr>
+          <w:rFonts w:eastAsiaTheme="majorEastAsia" w:cstheme="majorBidi"/>
+          <w:b/>
+          <w:color w:val="808080" w:themeColor="background1" w:themeShade="80"/>
+          <w:sz w:val="36"/>
+          <w:szCs w:val="28"/>
+        </w:rPr>
+      </w:pPr>
+    </w:p>
+    <w:p>
+      <w:pPr>
+        <w:rPr>
+          <w:rFonts w:eastAsiaTheme="majorEastAsia" w:cstheme="majorBidi"/>
+          <w:b/>
+          <w:color w:val="808080" w:themeColor="background1" w:themeShade="80"/>
+          <w:sz w:val="36"/>
+          <w:szCs w:val="28"/>
+        </w:rPr>
+      </w:pPr>
+    </w:p>
+    <w:p>
+      <w:pPr>
+        <w:rPr>
+          <w:rFonts w:eastAsiaTheme="majorEastAsia" w:cstheme="majorBidi"/>
+          <w:b/>
+          <w:color w:val="808080" w:themeColor="background1" w:themeShade="80"/>
+          <w:sz w:val="36"/>
+          <w:szCs w:val="28"/>
+        </w:rPr>
+      </w:pPr>
+    </w:p>
+    <w:p>
+      <w:pPr>
+        <w:rPr>
+          <w:rFonts w:eastAsiaTheme="majorEastAsia" w:cstheme="majorBidi"/>
+          <w:b/>
+          <w:color w:val="808080" w:themeColor="background1" w:themeShade="80"/>
+          <w:sz w:val="36"/>
+          <w:szCs w:val="28"/>
+        </w:rPr>
+      </w:pPr>
+    </w:p>
+    <w:p>
+      <w:pPr>
+        <w:numPr>
+          <w:ilvl w:val="0"/>
+          <w:numId w:val="18"/>
+        </w:numPr>
+        <w:rPr>
+          <w:rFonts w:eastAsiaTheme="majorEastAsia" w:cstheme="majorBidi"/>
+          <w:b/>
+          <w:color w:val="808080" w:themeColor="background1" w:themeShade="80"/>
+          <w:sz w:val="36"/>
+          <w:szCs w:val="28"/>
+        </w:rPr>
+      </w:pPr>
+      <w:r>
+        <w:rPr>
+          <w:rFonts w:eastAsiaTheme="majorEastAsia" w:cstheme="majorBidi"/>
+          <w:b/>
+          <w:color w:val="808080" w:themeColor="background1" w:themeShade="80"/>
+          <w:sz w:val="36"/>
+          <w:szCs w:val="28"/>
+        </w:rPr>
+        <w:lastRenderedPageBreak/>
+        <w:t xml:space="preserve">Add </w:t>
+      </w:r>
+      <w:proofErr w:type="spellStart"/>
+      <w:r>
+        <w:rPr>
+          <w:rFonts w:eastAsiaTheme="majorEastAsia" w:cstheme="majorBidi"/>
+          <w:b/>
+          <w:color w:val="808080" w:themeColor="background1" w:themeShade="80"/>
+          <w:sz w:val="36"/>
+          <w:szCs w:val="28"/>
+        </w:rPr>
+        <w:t>spirites</w:t>
+      </w:r>
+      <w:proofErr w:type="spellEnd"/>
+      <w:r>
+        <w:rPr>
+          <w:rFonts w:eastAsiaTheme="majorEastAsia" w:cstheme="majorBidi"/>
+          <w:b/>
+          <w:color w:val="808080" w:themeColor="background1" w:themeShade="80"/>
+          <w:sz w:val="36"/>
+          <w:szCs w:val="28"/>
+        </w:rPr>
+        <w:t xml:space="preserve"> printing with maze </w:t>
+      </w:r>
+    </w:p>
+    <w:p>
+      <w:pPr>
+        <w:rPr>
+          <w:rFonts w:eastAsiaTheme="majorEastAsia" w:cstheme="majorBidi"/>
+          <w:b/>
+          <w:color w:val="808080" w:themeColor="background1" w:themeShade="80"/>
+          <w:sz w:val="36"/>
+          <w:szCs w:val="28"/>
+        </w:rPr>
+      </w:pPr>
+      <w:r>
+        <w:rPr>
+          <w:rFonts w:eastAsiaTheme="majorEastAsia" w:cstheme="majorBidi"/>
+          <w:b/>
+          <w:color w:val="808080" w:themeColor="background1" w:themeShade="80"/>
+          <w:sz w:val="36"/>
+          <w:szCs w:val="28"/>
+        </w:rPr>
+        <w:drawing>
+          <wp:inline distT="0" distB="0" distL="0" distR="0" wp14:anchorId="217E705E" wp14:editId="5B0BA0D9">
+            <wp:extent cx="3505200" cy="624840"/>
+            <wp:effectExtent l="0" t="0" r="0" b="3810"/>
+            <wp:docPr id="806662046" name="Picture 19" descr="A blue sign with white text&#10;&#10;AI-generated content may be incorrect."/>
+            <wp:cNvGraphicFramePr>
+              <a:graphicFrameLocks xmlns:a="http://schemas.openxmlformats.org/drawingml/2006/main" noChangeAspect="1"/>
+            </wp:cNvGraphicFramePr>
+            <a:graphic xmlns:a="http://schemas.openxmlformats.org/drawingml/2006/main">
+              <a:graphicData uri="http://schemas.openxmlformats.org/drawingml/2006/picture">
+                <pic:pic xmlns:pic="http://schemas.openxmlformats.org/drawingml/2006/picture">
+                  <pic:nvPicPr>
+                    <pic:cNvPr id="806662046" name="Picture 19" descr="A blue sign with white text&#10;&#10;AI-generated content may be incorrect."/>
+                    <pic:cNvPicPr>
+                      <a:picLocks noChangeAspect="1" noChangeArrowheads="1"/>
+                    </pic:cNvPicPr>
+                  </pic:nvPicPr>
+                  <pic:blipFill>
+                    <a:blip r:embed="rId25">
+                      <a:extLst>
+                        <a:ext uri="{28A0092B-C50C-407E-A947-70E740481C1C}">
+                          <a14:useLocalDpi xmlns:a14="http://schemas.microsoft.com/office/drawing/2010/main" val="0"/>
+                        </a:ext>
+                      </a:extLst>
+                    </a:blip>
+                    <a:srcRect/>
+                    <a:stretch>
+                      <a:fillRect/>
+                    </a:stretch>
+                  </pic:blipFill>
+                  <pic:spPr bwMode="auto">
+                    <a:xfrm>
+                      <a:off x="0" y="0"/>
+                      <a:ext cx="3505200" cy="624840"/>
+                    </a:xfrm>
+                    <a:prstGeom prst="rect">
+                      <a:avLst/>
+                    </a:prstGeom>
+                    <a:noFill/>
+                    <a:ln>
+                      <a:noFill/>
+                    </a:ln>
+                  </pic:spPr>
+                </pic:pic>
+              </a:graphicData>
+            </a:graphic>
+          </wp:inline>
+        </w:drawing>
+      </w:r>
+    </w:p>
+    <w:p>
+      <w:pPr>
+        <w:rPr>
+          <w:rFonts w:eastAsiaTheme="majorEastAsia" w:cstheme="majorBidi"/>
+          <w:b/>
+          <w:color w:val="808080" w:themeColor="background1" w:themeShade="80"/>
+          <w:sz w:val="36"/>
+          <w:szCs w:val="28"/>
+        </w:rPr>
+      </w:pPr>
+      <w:r>
+        <w:rPr>
+          <w:rFonts w:eastAsiaTheme="majorEastAsia" w:cstheme="majorBidi"/>
+          <w:b/>
+          <w:color w:val="808080" w:themeColor="background1" w:themeShade="80"/>
+          <w:sz w:val="36"/>
+          <w:szCs w:val="28"/>
+          <w:lang w:val="ru-RU"/>
+        </w:rPr>
+        <w:lastRenderedPageBreak/>
+        <w:drawing>
+          <wp:inline distT="0" distB="0" distL="0" distR="0" wp14:anchorId="0AA97EDF" wp14:editId="682699F1">
+            <wp:extent cx="6644640" cy="7284720"/>
+            <wp:effectExtent l="0" t="0" r="3810" b="0"/>
+            <wp:docPr id="1039875120" name="Picture 18" descr="A screen shot of a computer code&#10;&#10;AI-generated content may be incorrect."/>
+            <wp:cNvGraphicFramePr>
+              <a:graphicFrameLocks xmlns:a="http://schemas.openxmlformats.org/drawingml/2006/main" noChangeAspect="1"/>
+            </wp:cNvGraphicFramePr>
+            <a:graphic xmlns:a="http://schemas.openxmlformats.org/drawingml/2006/main">
+              <a:graphicData uri="http://schemas.openxmlformats.org/drawingml/2006/picture">
+                <pic:pic xmlns:pic="http://schemas.openxmlformats.org/drawingml/2006/picture">
+                  <pic:nvPicPr>
+                    <pic:cNvPr id="1039875120" name="Picture 18" descr="A screen shot of a computer code&#10;&#10;AI-generated content may be incorrect."/>
+                    <pic:cNvPicPr>
+                      <a:picLocks noChangeAspect="1" noChangeArrowheads="1"/>
+                    </pic:cNvPicPr>
+                  </pic:nvPicPr>
+                  <pic:blipFill>
+                    <a:blip r:embed="rId26">
+                      <a:extLst>
+                        <a:ext uri="{28A0092B-C50C-407E-A947-70E740481C1C}">
+                          <a14:useLocalDpi xmlns:a14="http://schemas.microsoft.com/office/drawing/2010/main" val="0"/>
+                        </a:ext>
+                      </a:extLst>
+                    </a:blip>
+                    <a:srcRect/>
+                    <a:stretch>
+                      <a:fillRect/>
+                    </a:stretch>
+                  </pic:blipFill>
+                  <pic:spPr bwMode="auto">
+                    <a:xfrm>
+                      <a:off x="0" y="0"/>
+                      <a:ext cx="6644640" cy="7284720"/>
+                    </a:xfrm>
+                    <a:prstGeom prst="rect">
+                      <a:avLst/>
+                    </a:prstGeom>
+                    <a:noFill/>
+                    <a:ln>
+                      <a:noFill/>
+                    </a:ln>
+                  </pic:spPr>
+                </pic:pic>
+              </a:graphicData>
+            </a:graphic>
+          </wp:inline>
+        </w:drawing>
+      </w:r>
+      <w:r>
+        <w:rPr>
+          <w:rFonts w:eastAsiaTheme="majorEastAsia" w:cstheme="majorBidi"/>
+          <w:b/>
+          <w:color w:val="808080" w:themeColor="background1" w:themeShade="80"/>
+          <w:sz w:val="36"/>
+          <w:szCs w:val="28"/>
+          <w:lang w:val="ru-RU"/>
+        </w:rPr>
+        <w:lastRenderedPageBreak/>
+        <w:drawing>
+          <wp:inline distT="0" distB="0" distL="0" distR="0" wp14:anchorId="2374F7BF" wp14:editId="2BECAF15">
+            <wp:extent cx="6644640" cy="2278380"/>
+            <wp:effectExtent l="0" t="0" r="3810" b="7620"/>
+            <wp:docPr id="1326593636" name="Picture 17" descr="A screen shot of a computer code&#10;&#10;AI-generated content may be incorrect."/>
+            <wp:cNvGraphicFramePr>
+              <a:graphicFrameLocks xmlns:a="http://schemas.openxmlformats.org/drawingml/2006/main" noChangeAspect="1"/>
+            </wp:cNvGraphicFramePr>
+            <a:graphic xmlns:a="http://schemas.openxmlformats.org/drawingml/2006/main">
+              <a:graphicData uri="http://schemas.openxmlformats.org/drawingml/2006/picture">
+                <pic:pic xmlns:pic="http://schemas.openxmlformats.org/drawingml/2006/picture">
+                  <pic:nvPicPr>
+                    <pic:cNvPr id="1326593636" name="Picture 17" descr="A screen shot of a computer code&#10;&#10;AI-generated content may be incorrect."/>
+                    <pic:cNvPicPr>
+                      <a:picLocks noChangeAspect="1" noChangeArrowheads="1"/>
+                    </pic:cNvPicPr>
+                  </pic:nvPicPr>
+                  <pic:blipFill>
+                    <a:blip r:embed="rId27">
+                      <a:extLst>
+                        <a:ext uri="{28A0092B-C50C-407E-A947-70E740481C1C}">
+                          <a14:useLocalDpi xmlns:a14="http://schemas.microsoft.com/office/drawing/2010/main" val="0"/>
+                        </a:ext>
+                      </a:extLst>
+                    </a:blip>
+                    <a:srcRect/>
+                    <a:stretch>
+                      <a:fillRect/>
+                    </a:stretch>
+                  </pic:blipFill>
+                  <pic:spPr bwMode="auto">
+                    <a:xfrm>
+                      <a:off x="0" y="0"/>
+                      <a:ext cx="6644640" cy="2278380"/>
+                    </a:xfrm>
+                    <a:prstGeom prst="rect">
+                      <a:avLst/>
+                    </a:prstGeom>
+                    <a:noFill/>
+                    <a:ln>
+                      <a:noFill/>
+                    </a:ln>
+                  </pic:spPr>
+                </pic:pic>
+              </a:graphicData>
+            </a:graphic>
+          </wp:inline>
+        </w:drawing>
+      </w:r>
+    </w:p>
+    <w:p>
+      <w:pPr>
+        <w:rPr>
+          <w:rFonts w:eastAsiaTheme="majorEastAsia" w:cstheme="majorBidi"/>
+          <w:b/>
+          <w:color w:val="808080" w:themeColor="background1" w:themeShade="80"/>
+          <w:sz w:val="36"/>
+          <w:szCs w:val="28"/>
+        </w:rPr>
+      </w:pPr>
+      <w:r>
+        <w:rPr>
+          <w:rFonts w:eastAsiaTheme="majorEastAsia" w:cstheme="majorBidi"/>
+          <w:b/>
+          <w:color w:val="808080" w:themeColor="background1" w:themeShade="80"/>
+          <w:sz w:val="36"/>
+          <w:szCs w:val="28"/>
+        </w:rPr>
+        <w:t xml:space="preserve">3)When </w:t>
+      </w:r>
+      <w:proofErr w:type="spellStart"/>
+      <w:r>
+        <w:rPr>
+          <w:rFonts w:eastAsiaTheme="majorEastAsia" w:cstheme="majorBidi"/>
+          <w:b/>
+          <w:color w:val="808080" w:themeColor="background1" w:themeShade="80"/>
+          <w:sz w:val="36"/>
+          <w:szCs w:val="28"/>
+        </w:rPr>
+        <w:t>spirites</w:t>
+      </w:r>
+      <w:proofErr w:type="spellEnd"/>
+      <w:r>
+        <w:rPr>
+          <w:rFonts w:eastAsiaTheme="majorEastAsia" w:cstheme="majorBidi"/>
+          <w:b/>
+          <w:color w:val="808080" w:themeColor="background1" w:themeShade="80"/>
+          <w:sz w:val="36"/>
+          <w:szCs w:val="28"/>
+        </w:rPr>
+        <w:t xml:space="preserve"> caught player game ends , </w:t>
+      </w:r>
+      <w:proofErr w:type="spellStart"/>
+      <w:r>
+        <w:rPr>
+          <w:rFonts w:eastAsiaTheme="majorEastAsia" w:cstheme="majorBidi"/>
+          <w:b/>
+          <w:color w:val="808080" w:themeColor="background1" w:themeShade="80"/>
+          <w:sz w:val="36"/>
+          <w:szCs w:val="28"/>
+        </w:rPr>
+        <w:t>spirites</w:t>
+      </w:r>
+      <w:proofErr w:type="spellEnd"/>
+      <w:r>
+        <w:rPr>
+          <w:rFonts w:eastAsiaTheme="majorEastAsia" w:cstheme="majorBidi"/>
+          <w:b/>
+          <w:color w:val="808080" w:themeColor="background1" w:themeShade="80"/>
+          <w:sz w:val="36"/>
+          <w:szCs w:val="28"/>
+        </w:rPr>
+        <w:t xml:space="preserve"> not avoiding walls</w:t>
+      </w:r>
+    </w:p>
+    <w:p>
+      <w:pPr>
+        <w:rPr>
+          <w:rFonts w:eastAsiaTheme="majorEastAsia" w:cstheme="majorBidi"/>
+          <w:b/>
+          <w:color w:val="808080" w:themeColor="background1" w:themeShade="80"/>
+          <w:sz w:val="36"/>
+          <w:szCs w:val="28"/>
+        </w:rPr>
+      </w:pPr>
+      <w:r>
+        <w:rPr>
+          <w:rFonts w:eastAsiaTheme="majorEastAsia" w:cstheme="majorBidi"/>
+          <w:b/>
+          <w:color w:val="808080" w:themeColor="background1" w:themeShade="80"/>
+          <w:sz w:val="36"/>
+          <w:szCs w:val="28"/>
+        </w:rPr>
+        <w:drawing>
+          <wp:inline distT="0" distB="0" distL="0" distR="0" wp14:anchorId="59511FD8" wp14:editId="0D8136B1">
+            <wp:extent cx="3558540" cy="678180"/>
+            <wp:effectExtent l="0" t="0" r="3810" b="7620"/>
+            <wp:docPr id="151705346" name="Picture 16" descr="A black and white text&#10;&#10;AI-generated content may be incorrect."/>
+            <wp:cNvGraphicFramePr>
+              <a:graphicFrameLocks xmlns:a="http://schemas.openxmlformats.org/drawingml/2006/main" noChangeAspect="1"/>
+            </wp:cNvGraphicFramePr>
+            <a:graphic xmlns:a="http://schemas.openxmlformats.org/drawingml/2006/main">
+              <a:graphicData uri="http://schemas.openxmlformats.org/drawingml/2006/picture">
+                <pic:pic xmlns:pic="http://schemas.openxmlformats.org/drawingml/2006/picture">
+                  <pic:nvPicPr>
+                    <pic:cNvPr id="151705346" name="Picture 16" descr="A black and white text&#10;&#10;AI-generated content may be incorrect."/>
+                    <pic:cNvPicPr>
+                      <a:picLocks noChangeAspect="1" noChangeArrowheads="1"/>
+                    </pic:cNvPicPr>
+                  </pic:nvPicPr>
+                  <pic:blipFill>
+                    <a:blip r:embed="rId28">
+                      <a:extLst>
+                        <a:ext uri="{28A0092B-C50C-407E-A947-70E740481C1C}">
+                          <a14:useLocalDpi xmlns:a14="http://schemas.microsoft.com/office/drawing/2010/main" val="0"/>
+                        </a:ext>
+                      </a:extLst>
+                    </a:blip>
+                    <a:srcRect/>
+                    <a:stretch>
+                      <a:fillRect/>
+                    </a:stretch>
+                  </pic:blipFill>
+                  <pic:spPr bwMode="auto">
+                    <a:xfrm>
+                      <a:off x="0" y="0"/>
+                      <a:ext cx="3558540" cy="678180"/>
+                    </a:xfrm>
+                    <a:prstGeom prst="rect">
+                      <a:avLst/>
+                    </a:prstGeom>
+                    <a:noFill/>
+                    <a:ln>
+                      <a:noFill/>
+                    </a:ln>
+                  </pic:spPr>
+                </pic:pic>
+              </a:graphicData>
+            </a:graphic>
+          </wp:inline>
+        </w:drawing>
+      </w:r>
+    </w:p>
+    <w:p>
+      <w:pPr>
+        <w:rPr>
+          <w:rFonts w:eastAsiaTheme="majorEastAsia" w:cstheme="majorBidi"/>
+          <w:b/>
+          <w:color w:val="808080" w:themeColor="background1" w:themeShade="80"/>
+          <w:sz w:val="36"/>
+          <w:szCs w:val="28"/>
+        </w:rPr>
+      </w:pPr>
+      <w:r>
+        <w:rPr>
+          <w:rFonts w:eastAsiaTheme="majorEastAsia" w:cstheme="majorBidi"/>
+          <w:b/>
+          <w:color w:val="808080" w:themeColor="background1" w:themeShade="80"/>
+          <w:sz w:val="36"/>
+          <w:szCs w:val="28"/>
+          <w:lang w:val="ru-RU"/>
+        </w:rPr>
+        <w:drawing>
+          <wp:inline distT="0" distB="0" distL="0" distR="0" wp14:anchorId="183F89EC" wp14:editId="311BCA84">
+            <wp:extent cx="6648450" cy="2825115"/>
+            <wp:effectExtent l="0" t="0" r="0" b="0"/>
+            <wp:docPr id="707978822" name="Picture 15" descr="A screenshot of a computer program&#10;&#10;AI-generated content may be incorrect."/>
+            <wp:cNvGraphicFramePr>
+              <a:graphicFrameLocks xmlns:a="http://schemas.openxmlformats.org/drawingml/2006/main" noChangeAspect="1"/>
+            </wp:cNvGraphicFramePr>
+            <a:graphic xmlns:a="http://schemas.openxmlformats.org/drawingml/2006/main">
+              <a:graphicData uri="http://schemas.openxmlformats.org/drawingml/2006/picture">
+                <pic:pic xmlns:pic="http://schemas.openxmlformats.org/drawingml/2006/picture">
+                  <pic:nvPicPr>
+                    <pic:cNvPr id="707978822" name="Picture 15" descr="A screenshot of a computer program&#10;&#10;AI-generated content may be incorrect."/>
+                    <pic:cNvPicPr>
+                      <a:picLocks noChangeAspect="1" noChangeArrowheads="1"/>
+                    </pic:cNvPicPr>
+                  </pic:nvPicPr>
+                  <pic:blipFill>
+                    <a:blip r:embed="rId29">
+                      <a:extLst>
+                        <a:ext uri="{28A0092B-C50C-407E-A947-70E740481C1C}">
+                          <a14:useLocalDpi xmlns:a14="http://schemas.microsoft.com/office/drawing/2010/main" val="0"/>
+                        </a:ext>
+                      </a:extLst>
+                    </a:blip>
+                    <a:srcRect/>
+                    <a:stretch>
+                      <a:fillRect/>
+                    </a:stretch>
+                  </pic:blipFill>
+                  <pic:spPr bwMode="auto">
+                    <a:xfrm>
+                      <a:off x="0" y="0"/>
+                      <a:ext cx="6648450" cy="2825115"/>
+                    </a:xfrm>
+                    <a:prstGeom prst="rect">
+                      <a:avLst/>
+                    </a:prstGeom>
+                    <a:noFill/>
+                    <a:ln>
+                      <a:noFill/>
+                    </a:ln>
+                  </pic:spPr>
+                </pic:pic>
+              </a:graphicData>
+            </a:graphic>
+          </wp:inline>
+        </w:drawing>
+      </w:r>
+    </w:p>
+    <w:p>
+      <w:pPr>
+        <w:rPr>
+          <w:rFonts w:eastAsiaTheme="majorEastAsia" w:cstheme="majorBidi"/>
+          <w:b/>
+          <w:color w:val="808080" w:themeColor="background1" w:themeShade="80"/>
+          <w:sz w:val="36"/>
+          <w:szCs w:val="28"/>
+        </w:rPr>
+      </w:pPr>
+      <w:r>
+        <w:rPr>
+          <w:rFonts w:eastAsiaTheme="majorEastAsia" w:cstheme="majorBidi"/>
+          <w:b/>
+          <w:color w:val="808080" w:themeColor="background1" w:themeShade="80"/>
+          <w:sz w:val="36"/>
+          <w:szCs w:val="28"/>
+          <w:lang w:val="ru-RU"/>
+        </w:rPr>
+        <w:drawing>
+          <wp:inline distT="0" distB="0" distL="0" distR="0" wp14:anchorId="589ADE27" wp14:editId="1234F5DC">
+            <wp:extent cx="5882640" cy="1470660"/>
+            <wp:effectExtent l="0" t="0" r="3810" b="0"/>
+            <wp:docPr id="1220504723" name="Picture 14" descr="A black screen with white text&#10;&#10;AI-generated content may be incorrect."/>
+            <wp:cNvGraphicFramePr>
+              <a:graphicFrameLocks xmlns:a="http://schemas.openxmlformats.org/drawingml/2006/main" noChangeAspect="1"/>
+            </wp:cNvGraphicFramePr>
+            <a:graphic xmlns:a="http://schemas.openxmlformats.org/drawingml/2006/main">
+              <a:graphicData uri="http://schemas.openxmlformats.org/drawingml/2006/picture">
+                <pic:pic xmlns:pic="http://schemas.openxmlformats.org/drawingml/2006/picture">
+                  <pic:nvPicPr>
+                    <pic:cNvPr id="1220504723" name="Picture 14" descr="A black screen with white text&#10;&#10;AI-generated content may be incorrect."/>
+                    <pic:cNvPicPr>
+                      <a:picLocks noChangeAspect="1" noChangeArrowheads="1"/>
+                    </pic:cNvPicPr>
+                  </pic:nvPicPr>
+                  <pic:blipFill>
+                    <a:blip r:embed="rId30">
+                      <a:extLst>
+                        <a:ext uri="{28A0092B-C50C-407E-A947-70E740481C1C}">
+                          <a14:useLocalDpi xmlns:a14="http://schemas.microsoft.com/office/drawing/2010/main" val="0"/>
+                        </a:ext>
+                      </a:extLst>
+                    </a:blip>
+                    <a:srcRect/>
+                    <a:stretch>
+                      <a:fillRect/>
+                    </a:stretch>
+                  </pic:blipFill>
+                  <pic:spPr bwMode="auto">
+                    <a:xfrm>
+                      <a:off x="0" y="0"/>
+                      <a:ext cx="5882640" cy="1470660"/>
+                    </a:xfrm>
+                    <a:prstGeom prst="rect">
+                      <a:avLst/>
+                    </a:prstGeom>
+                    <a:noFill/>
+                    <a:ln>
+                      <a:noFill/>
+                    </a:ln>
+                  </pic:spPr>
+                </pic:pic>
+              </a:graphicData>
+            </a:graphic>
+          </wp:inline>
+        </w:drawing>
+      </w:r>
     </w:p>
     <w:p/>
     <w:p/>
@@ -5441,29 +6025,33 @@
     <w:p/>
     <w:p/>
     <w:p/>
+    <w:p/>
+    <w:p/>
     <w:p>
       <w:pPr>
         <w:pStyle w:val="Heading2"/>
       </w:pPr>
-      <w:bookmarkStart w:id="10" w:name="_Toc194523213"/>
+      <w:bookmarkStart w:id="13" w:name="_Toc195887889"/>
       <w:r>
         <w:lastRenderedPageBreak/>
         <w:t>Student 4: Muslim Muradov</w:t>
       </w:r>
-      <w:bookmarkEnd w:id="10"/>
+      <w:bookmarkEnd w:id="13"/>
     </w:p>
     <w:p/>
     <w:p/>
     <w:p/>
+    <w:p/>
+    <w:p/>
     <w:p>
       <w:pPr>
         <w:pStyle w:val="Heading3"/>
       </w:pPr>
-      <w:bookmarkStart w:id="11" w:name="_Toc194523214"/>
+      <w:bookmarkStart w:id="14" w:name="_Toc195887890"/>
       <w:r>
         <w:t>Muslim’s Screenshots</w:t>
       </w:r>
-      <w:bookmarkEnd w:id="11"/>
+      <w:bookmarkEnd w:id="14"/>
     </w:p>
     <w:p/>
     <w:p/>
@@ -5483,24 +6071,22 @@
     <w:p/>
     <w:p/>
     <w:p/>
-    <w:p/>
-    <w:p/>
     <w:p>
       <w:pPr>
         <w:pStyle w:val="Heading1"/>
       </w:pPr>
-      <w:bookmarkStart w:id="12" w:name="_Toc194523215"/>
+      <w:bookmarkStart w:id="15" w:name="_Toc195887891"/>
       <w:r>
         <w:lastRenderedPageBreak/>
         <w:t xml:space="preserve">Planned Improvements for </w:t>
       </w:r>
-      <w:bookmarkEnd w:id="12"/>
       <w:r>
         <w:t xml:space="preserve">the </w:t>
       </w:r>
       <w:r>
         <w:t>final version</w:t>
       </w:r>
+      <w:bookmarkEnd w:id="15"/>
     </w:p>
     <w:p/>
     <w:p>
@@ -5552,19 +6138,7 @@
         <w:rPr>
           <w:lang w:val="en-IE"/>
         </w:rPr>
-        <w:t xml:space="preserve">Another planned improvement is the addition of a basic main menu. This menu would allow players to start a new game, configure maze dimensions, or exit the application. Including customizable settings such as difficulty level or sprite </w:t>
-      </w:r>
-      <w:r>
-        <w:rPr>
-          <w:lang w:val="en-IE"/>
-        </w:rPr>
-        <w:t>behaviour</w:t>
-      </w:r>
-      <w:r>
-        <w:rPr>
-          <w:lang w:val="en-IE"/>
-        </w:rPr>
-        <w:t xml:space="preserve"> will give users more control over their experience and accommodate different skill levels.</w:t>
+        <w:t>Another planned improvement is the addition of a basic main menu. This menu would allow players to start a new game, configure maze dimensions, or exit the application. Including customizable settings such as difficulty level or sprite behaviour will give users more control over their experience and accommodate different skill levels.</w:t>
       </w:r>
     </w:p>
     <w:p>
@@ -5587,12 +6161,12 @@
       <w:pPr>
         <w:pStyle w:val="Heading3"/>
       </w:pPr>
-      <w:bookmarkStart w:id="13" w:name="_Toc194523216"/>
+      <w:bookmarkStart w:id="16" w:name="_Toc195887892"/>
       <w:r>
         <w:lastRenderedPageBreak/>
         <w:t>Link to our repository:</w:t>
       </w:r>
-      <w:bookmarkEnd w:id="13"/>
+      <w:bookmarkEnd w:id="16"/>
       <w:r>
         <w:t xml:space="preserve"> </w:t>
       </w:r>
@@ -5653,12 +6227,12 @@
       <w:pPr>
         <w:pStyle w:val="Heading2"/>
       </w:pPr>
-      <w:bookmarkStart w:id="14" w:name="_Toc194523217"/>
+      <w:bookmarkStart w:id="17" w:name="_Toc195887893"/>
       <w:r>
         <w:lastRenderedPageBreak/>
         <w:t>References</w:t>
       </w:r>
-      <w:bookmarkEnd w:id="14"/>
+      <w:bookmarkEnd w:id="17"/>
       <w:r>
         <w:t xml:space="preserve"> </w:t>
       </w:r>
@@ -5736,7 +6310,7 @@
       <w:r>
         <w:t xml:space="preserve">. (2022). Switch statement in Java. Retrieved from </w:t>
       </w:r>
-      <w:hyperlink r:id="rId23" w:history="1">
+      <w:hyperlink r:id="rId31" w:history="1">
         <w:r>
           <w:rPr>
             <w:rStyle w:val="Hyperlink"/>
@@ -5762,7 +6336,7 @@
         </w:rPr>
         <w:t xml:space="preserve">JUnit Team. (n.d.). JUnit 5 User Guide. Retrieved from </w:t>
       </w:r>
-      <w:hyperlink r:id="rId24" w:history="1">
+      <w:hyperlink r:id="rId32" w:history="1">
         <w:r>
           <w:rPr>
             <w:rStyle w:val="Hyperlink"/>
@@ -5798,8 +6372,8 @@
       </w:pPr>
     </w:p>
     <w:sectPr>
-      <w:headerReference w:type="default" r:id="rId25"/>
-      <w:footerReference w:type="default" r:id="rId26"/>
+      <w:headerReference w:type="default" r:id="rId33"/>
+      <w:footerReference w:type="default" r:id="rId34"/>
       <w:pgSz w:w="11910" w:h="16840" w:orient="landscape"/>
       <w:pgMar w:top="1134" w:right="720" w:bottom="720" w:left="720" w:header="0" w:footer="0" w:gutter="0"/>
       <w:cols w:space="720"/>
@@ -6413,6 +6987,92 @@
     </w:lvl>
   </w:abstractNum>
   <w:abstractNum w:abstractNumId="4" w15:restartNumberingAfterBreak="0">
+    <w:nsid w:val="19713074"/>
+    <w:multiLevelType w:val="hybridMultilevel"/>
+    <w:tmpl w:val="BBBCCF1E"/>
+    <w:lvl w:ilvl="0" w:tplc="04190011">
+      <w:start w:val="1"/>
+      <w:numFmt w:val="decimal"/>
+      <w:lvlText w:val="%1)"/>
+      <w:lvlJc w:val="left"/>
+      <w:pPr>
+        <w:ind w:left="720" w:hanging="360"/>
+      </w:pPr>
+    </w:lvl>
+    <w:lvl w:ilvl="1" w:tplc="04190019">
+      <w:start w:val="1"/>
+      <w:numFmt w:val="lowerLetter"/>
+      <w:lvlText w:val="%2."/>
+      <w:lvlJc w:val="left"/>
+      <w:pPr>
+        <w:ind w:left="1440" w:hanging="360"/>
+      </w:pPr>
+    </w:lvl>
+    <w:lvl w:ilvl="2" w:tplc="0419001B">
+      <w:start w:val="1"/>
+      <w:numFmt w:val="lowerRoman"/>
+      <w:lvlText w:val="%3."/>
+      <w:lvlJc w:val="right"/>
+      <w:pPr>
+        <w:ind w:left="2160" w:hanging="180"/>
+      </w:pPr>
+    </w:lvl>
+    <w:lvl w:ilvl="3" w:tplc="0419000F">
+      <w:start w:val="1"/>
+      <w:numFmt w:val="decimal"/>
+      <w:lvlText w:val="%4."/>
+      <w:lvlJc w:val="left"/>
+      <w:pPr>
+        <w:ind w:left="2880" w:hanging="360"/>
+      </w:pPr>
+    </w:lvl>
+    <w:lvl w:ilvl="4" w:tplc="04190019">
+      <w:start w:val="1"/>
+      <w:numFmt w:val="lowerLetter"/>
+      <w:lvlText w:val="%5."/>
+      <w:lvlJc w:val="left"/>
+      <w:pPr>
+        <w:ind w:left="3600" w:hanging="360"/>
+      </w:pPr>
+    </w:lvl>
+    <w:lvl w:ilvl="5" w:tplc="0419001B">
+      <w:start w:val="1"/>
+      <w:numFmt w:val="lowerRoman"/>
+      <w:lvlText w:val="%6."/>
+      <w:lvlJc w:val="right"/>
+      <w:pPr>
+        <w:ind w:left="4320" w:hanging="180"/>
+      </w:pPr>
+    </w:lvl>
+    <w:lvl w:ilvl="6" w:tplc="0419000F">
+      <w:start w:val="1"/>
+      <w:numFmt w:val="decimal"/>
+      <w:lvlText w:val="%7."/>
+      <w:lvlJc w:val="left"/>
+      <w:pPr>
+        <w:ind w:left="5040" w:hanging="360"/>
+      </w:pPr>
+    </w:lvl>
+    <w:lvl w:ilvl="7" w:tplc="04190019">
+      <w:start w:val="1"/>
+      <w:numFmt w:val="lowerLetter"/>
+      <w:lvlText w:val="%8."/>
+      <w:lvlJc w:val="left"/>
+      <w:pPr>
+        <w:ind w:left="5760" w:hanging="360"/>
+      </w:pPr>
+    </w:lvl>
+    <w:lvl w:ilvl="8" w:tplc="0419001B">
+      <w:start w:val="1"/>
+      <w:numFmt w:val="lowerRoman"/>
+      <w:lvlText w:val="%9."/>
+      <w:lvlJc w:val="right"/>
+      <w:pPr>
+        <w:ind w:left="6480" w:hanging="180"/>
+      </w:pPr>
+    </w:lvl>
+  </w:abstractNum>
+  <w:abstractNum w:abstractNumId="5" w15:restartNumberingAfterBreak="0">
     <w:nsid w:val="2E8D06C3"/>
     <w:multiLevelType w:val="hybridMultilevel"/>
     <w:tmpl w:val="98F6A468"/>
@@ -6501,7 +7161,7 @@
       </w:pPr>
     </w:lvl>
   </w:abstractNum>
-  <w:abstractNum w:abstractNumId="5" w15:restartNumberingAfterBreak="0">
+  <w:abstractNum w:abstractNumId="6" w15:restartNumberingAfterBreak="0">
     <w:nsid w:val="3486431A"/>
     <w:multiLevelType w:val="multilevel"/>
     <w:tmpl w:val="DA7C78FA"/>
@@ -6614,7 +7274,7 @@
       </w:rPr>
     </w:lvl>
   </w:abstractNum>
-  <w:abstractNum w:abstractNumId="6" w15:restartNumberingAfterBreak="0">
+  <w:abstractNum w:abstractNumId="7" w15:restartNumberingAfterBreak="0">
     <w:nsid w:val="427A7980"/>
     <w:multiLevelType w:val="multilevel"/>
     <w:tmpl w:val="0190437A"/>
@@ -6727,7 +7387,7 @@
       </w:rPr>
     </w:lvl>
   </w:abstractNum>
-  <w:abstractNum w:abstractNumId="7" w15:restartNumberingAfterBreak="0">
+  <w:abstractNum w:abstractNumId="8" w15:restartNumberingAfterBreak="0">
     <w:nsid w:val="485D53E8"/>
     <w:multiLevelType w:val="multilevel"/>
     <w:tmpl w:val="3FC6F9B6"/>
@@ -6840,7 +7500,7 @@
       </w:rPr>
     </w:lvl>
   </w:abstractNum>
-  <w:abstractNum w:abstractNumId="8" w15:restartNumberingAfterBreak="0">
+  <w:abstractNum w:abstractNumId="9" w15:restartNumberingAfterBreak="0">
     <w:nsid w:val="5BF34634"/>
     <w:multiLevelType w:val="hybridMultilevel"/>
     <w:tmpl w:val="0D840602"/>
@@ -6926,7 +7586,7 @@
       </w:pPr>
     </w:lvl>
   </w:abstractNum>
-  <w:abstractNum w:abstractNumId="9" w15:restartNumberingAfterBreak="0">
+  <w:abstractNum w:abstractNumId="10" w15:restartNumberingAfterBreak="0">
     <w:nsid w:val="5E204975"/>
     <w:multiLevelType w:val="multilevel"/>
     <w:tmpl w:val="B7F6D658"/>
@@ -7012,7 +7672,7 @@
       </w:pPr>
     </w:lvl>
   </w:abstractNum>
-  <w:abstractNum w:abstractNumId="10" w15:restartNumberingAfterBreak="0">
+  <w:abstractNum w:abstractNumId="11" w15:restartNumberingAfterBreak="0">
     <w:nsid w:val="5F045BB4"/>
     <w:multiLevelType w:val="multilevel"/>
     <w:tmpl w:val="AB0A1C8E"/>
@@ -7125,7 +7785,7 @@
       </w:rPr>
     </w:lvl>
   </w:abstractNum>
-  <w:abstractNum w:abstractNumId="11" w15:restartNumberingAfterBreak="0">
+  <w:abstractNum w:abstractNumId="12" w15:restartNumberingAfterBreak="0">
     <w:nsid w:val="5F1D2435"/>
     <w:multiLevelType w:val="multilevel"/>
     <w:tmpl w:val="6548E23E"/>
@@ -7238,7 +7898,7 @@
       </w:rPr>
     </w:lvl>
   </w:abstractNum>
-  <w:abstractNum w:abstractNumId="12" w15:restartNumberingAfterBreak="0">
+  <w:abstractNum w:abstractNumId="13" w15:restartNumberingAfterBreak="0">
     <w:nsid w:val="5FB14166"/>
     <w:multiLevelType w:val="multilevel"/>
     <w:tmpl w:val="39364F62"/>
@@ -7351,7 +8011,7 @@
       </w:rPr>
     </w:lvl>
   </w:abstractNum>
-  <w:abstractNum w:abstractNumId="13" w15:restartNumberingAfterBreak="0">
+  <w:abstractNum w:abstractNumId="14" w15:restartNumberingAfterBreak="0">
     <w:nsid w:val="70970EF7"/>
     <w:multiLevelType w:val="multilevel"/>
     <w:tmpl w:val="7F6AA9FC"/>
@@ -7464,7 +8124,7 @@
       </w:rPr>
     </w:lvl>
   </w:abstractNum>
-  <w:abstractNum w:abstractNumId="14" w15:restartNumberingAfterBreak="0">
+  <w:abstractNum w:abstractNumId="15" w15:restartNumberingAfterBreak="0">
     <w:nsid w:val="79B27F76"/>
     <w:multiLevelType w:val="hybridMultilevel"/>
     <w:tmpl w:val="6012253A"/>
@@ -7550,7 +8210,7 @@
       </w:pPr>
     </w:lvl>
   </w:abstractNum>
-  <w:abstractNum w:abstractNumId="15" w15:restartNumberingAfterBreak="0">
+  <w:abstractNum w:abstractNumId="16" w15:restartNumberingAfterBreak="0">
     <w:nsid w:val="7A09053E"/>
     <w:multiLevelType w:val="multilevel"/>
     <w:tmpl w:val="748E0A52"/>
@@ -7664,22 +8324,22 @@
     </w:lvl>
   </w:abstractNum>
   <w:num w:numId="1" w16cid:durableId="561987544">
-    <w:abstractNumId w:val="9"/>
+    <w:abstractNumId w:val="10"/>
   </w:num>
   <w:num w:numId="2" w16cid:durableId="1724451000">
-    <w:abstractNumId w:val="13"/>
+    <w:abstractNumId w:val="14"/>
   </w:num>
   <w:num w:numId="3" w16cid:durableId="1527325867">
-    <w:abstractNumId w:val="5"/>
+    <w:abstractNumId w:val="6"/>
   </w:num>
   <w:num w:numId="4" w16cid:durableId="293023200">
     <w:abstractNumId w:val="2"/>
   </w:num>
   <w:num w:numId="5" w16cid:durableId="1482965789">
-    <w:abstractNumId w:val="15"/>
+    <w:abstractNumId w:val="16"/>
   </w:num>
   <w:num w:numId="6" w16cid:durableId="1346713791">
-    <w:abstractNumId w:val="11"/>
+    <w:abstractNumId w:val="12"/>
   </w:num>
   <w:num w:numId="7" w16cid:durableId="492573825">
     <w:abstractNumId w:val="1"/>
@@ -7688,31 +8348,61 @@
     <w:abstractNumId w:val="0"/>
   </w:num>
   <w:num w:numId="9" w16cid:durableId="63143826">
-    <w:abstractNumId w:val="12"/>
+    <w:abstractNumId w:val="13"/>
   </w:num>
   <w:num w:numId="10" w16cid:durableId="2095975004">
-    <w:abstractNumId w:val="7"/>
+    <w:abstractNumId w:val="8"/>
   </w:num>
   <w:num w:numId="11" w16cid:durableId="77792644">
-    <w:abstractNumId w:val="10"/>
+    <w:abstractNumId w:val="11"/>
   </w:num>
   <w:num w:numId="12" w16cid:durableId="1539931535">
     <w:abstractNumId w:val="1"/>
   </w:num>
   <w:num w:numId="13" w16cid:durableId="576399075">
-    <w:abstractNumId w:val="6"/>
+    <w:abstractNumId w:val="7"/>
   </w:num>
   <w:num w:numId="14" w16cid:durableId="676617347">
-    <w:abstractNumId w:val="8"/>
+    <w:abstractNumId w:val="9"/>
   </w:num>
   <w:num w:numId="15" w16cid:durableId="1598438440">
     <w:abstractNumId w:val="3"/>
   </w:num>
   <w:num w:numId="16" w16cid:durableId="2091005159">
-    <w:abstractNumId w:val="4"/>
+    <w:abstractNumId w:val="5"/>
   </w:num>
   <w:num w:numId="17" w16cid:durableId="193200694">
-    <w:abstractNumId w:val="14"/>
+    <w:abstractNumId w:val="15"/>
+  </w:num>
+  <w:num w:numId="18" w16cid:durableId="282422809">
+    <w:abstractNumId w:val="4"/>
+    <w:lvlOverride w:ilvl="0">
+      <w:startOverride w:val="1"/>
+    </w:lvlOverride>
+    <w:lvlOverride w:ilvl="1">
+      <w:startOverride w:val="1"/>
+    </w:lvlOverride>
+    <w:lvlOverride w:ilvl="2">
+      <w:startOverride w:val="1"/>
+    </w:lvlOverride>
+    <w:lvlOverride w:ilvl="3">
+      <w:startOverride w:val="1"/>
+    </w:lvlOverride>
+    <w:lvlOverride w:ilvl="4">
+      <w:startOverride w:val="1"/>
+    </w:lvlOverride>
+    <w:lvlOverride w:ilvl="5">
+      <w:startOverride w:val="1"/>
+    </w:lvlOverride>
+    <w:lvlOverride w:ilvl="6">
+      <w:startOverride w:val="1"/>
+    </w:lvlOverride>
+    <w:lvlOverride w:ilvl="7">
+      <w:startOverride w:val="1"/>
+    </w:lvlOverride>
+    <w:lvlOverride w:ilvl="8">
+      <w:startOverride w:val="1"/>
+    </w:lvlOverride>
   </w:num>
 </w:numbering>
 </file>
